--- a/packages/document-engine/templates/6_protective_equipment_list.docx
+++ b/packages/document-engine/templates/6_protective_equipment_list.docx
@@ -32498,7 +32498,7 @@
   <w:docDefaults>
     <w:rPrDefault>
       <w:rPr>
-        <w:rFonts w:ascii="Liberation Serif" w:hAnsi="Liberation Serif" w:eastAsia="Noto Serif CJK SC" w:cs="Noto Sans Devanagari"/>
+        <w:rFonts w:ascii="Arial" w:hAnsi="Arial" w:eastAsia="Arial" w:cs="Arial"/>
         <w:sz w:val="24"/>
         <w:szCs w:val="24"/>
         <w:lang w:val="en-US" w:eastAsia="zh-CN" w:bidi="hi-IN"/>
@@ -33357,19 +33357,19 @@
   <w:style w:type="character" w:styleId="SourceText">
     <w:name w:val="Source Text"/>
     <w:rPr>
-      <w:rFonts w:ascii="Liberation Mono" w:hAnsi="Liberation Mono" w:eastAsia="Noto Sans Mono CJK SC" w:cs="Liberation Mono"/>
+      <w:rFonts w:ascii="Liberation Mono" w:hAnsi="Liberation Mono" w:eastAsia="Arial" w:cs="Liberation Mono"/>
     </w:rPr>
   </w:style>
   <w:style w:type="character" w:styleId="Example">
     <w:name w:val="Example"/>
     <w:rPr>
-      <w:rFonts w:ascii="Liberation Mono" w:hAnsi="Liberation Mono" w:eastAsia="Noto Sans Mono CJK SC" w:cs="Liberation Mono"/>
+      <w:rFonts w:ascii="Liberation Mono" w:hAnsi="Liberation Mono" w:eastAsia="Arial" w:cs="Liberation Mono"/>
     </w:rPr>
   </w:style>
   <w:style w:type="character" w:styleId="UserEntry">
     <w:name w:val="User Entry"/>
     <w:rPr>
-      <w:rFonts w:ascii="Liberation Mono" w:hAnsi="Liberation Mono" w:eastAsia="Noto Sans Mono CJK SC" w:cs="Liberation Mono"/>
+      <w:rFonts w:ascii="Liberation Mono" w:hAnsi="Liberation Mono" w:eastAsia="Arial" w:cs="Liberation Mono"/>
     </w:rPr>
   </w:style>
   <w:style w:type="character" w:styleId="Variable">
@@ -33386,7 +33386,7 @@
   <w:style w:type="character" w:styleId="Teletype">
     <w:name w:val="Teletype"/>
     <w:rPr>
-      <w:rFonts w:ascii="Liberation Mono" w:hAnsi="Liberation Mono" w:eastAsia="Noto Sans Mono CJK SC" w:cs="Liberation Mono"/>
+      <w:rFonts w:ascii="Liberation Mono" w:hAnsi="Liberation Mono" w:eastAsia="Arial" w:cs="Liberation Mono"/>
     </w:rPr>
   </w:style>
   <w:style w:type="paragraph" w:styleId="Heading">
@@ -33415,7 +33415,7 @@
     <w:basedOn w:val="BodyText"/>
     <w:pPr/>
     <w:rPr>
-      <w:rFonts w:cs="Noto Sans Devanagari"/>
+      <w:rFonts w:cs="Arial"/>
     </w:rPr>
   </w:style>
   <w:style w:type="paragraph" w:styleId="Caption">
@@ -33426,7 +33426,7 @@
       <w:spacing w:before="120" w:after="120"/>
     </w:pPr>
     <w:rPr>
-      <w:rFonts w:cs="Noto Sans Devanagari"/>
+      <w:rFonts w:cs="Arial"/>
       <w:i/>
       <w:iCs/>
       <w:sz w:val="24"/>
@@ -33440,7 +33440,7 @@
       <w:suppressLineNumbers/>
     </w:pPr>
     <w:rPr>
-      <w:rFonts w:cs="Noto Sans Devanagari"/>
+      <w:rFonts w:cs="Arial"/>
     </w:rPr>
   </w:style>
   <w:style w:type="paragraph" w:styleId="Subtitle">

--- a/packages/document-engine/templates/6_protective_equipment_list.docx
+++ b/packages/document-engine/templates/6_protective_equipment_list.docx
@@ -9514,7 +9514,7 @@
               <w:szCs w:val="16"/>
               <w:lang w:val="ro-RO"/>
             </w:rPr>
-            <w:instrText xml:space="preserve"> PAGE \* ARABIC </w:instrText>
+            <w:instrText xml:space="preserve"> PAGE </w:instrText>
           </w:r>
           <w:r>
             <w:rPr>
@@ -9598,7 +9598,7 @@
               <w:szCs w:val="16"/>
               <w:lang w:val="ro-RO"/>
             </w:rPr>
-            <w:instrText xml:space="preserve"> NUMPAGES \* ARABIC </w:instrText>
+            <w:instrText xml:space="preserve"> NUMPAGES </w:instrText>
           </w:r>
           <w:r>
             <w:rPr>
@@ -10297,7 +10297,7 @@
               <w:szCs w:val="16"/>
               <w:lang w:val="ro-RO"/>
             </w:rPr>
-            <w:instrText xml:space="preserve"> PAGE \* ARABIC </w:instrText>
+            <w:instrText xml:space="preserve"> PAGE </w:instrText>
           </w:r>
           <w:r>
             <w:rPr>
@@ -10381,7 +10381,7 @@
               <w:szCs w:val="16"/>
               <w:lang w:val="ro-RO"/>
             </w:rPr>
-            <w:instrText xml:space="preserve"> NUMPAGES \* ARABIC </w:instrText>
+            <w:instrText xml:space="preserve"> NUMPAGES </w:instrText>
           </w:r>
           <w:r>
             <w:rPr>
@@ -11080,7 +11080,7 @@
               <w:szCs w:val="16"/>
               <w:lang w:val="ro-RO"/>
             </w:rPr>
-            <w:instrText xml:space="preserve"> PAGE \* ARABIC </w:instrText>
+            <w:instrText xml:space="preserve"> PAGE </w:instrText>
           </w:r>
           <w:r>
             <w:rPr>
@@ -11164,7 +11164,7 @@
               <w:szCs w:val="16"/>
               <w:lang w:val="ro-RO"/>
             </w:rPr>
-            <w:instrText xml:space="preserve"> NUMPAGES \* ARABIC </w:instrText>
+            <w:instrText xml:space="preserve"> NUMPAGES </w:instrText>
           </w:r>
           <w:r>
             <w:rPr>

--- a/packages/document-engine/templates/6_protective_equipment_list.docx
+++ b/packages/document-engine/templates/6_protective_equipment_list.docx
@@ -8395,7 +8395,7 @@
           <w:p>
             <w:pPr>
               <w:pStyle w:val="TableHeading"/>
-              <w:keepNext w:val="false"/>
+              <w:keepNext w:val="true"/>
               <w:widowControl/>
               <w:spacing w:before="0" w:after="0"/>
               <w:ind w:hanging="0" w:left="0"/>
@@ -8441,7 +8441,7 @@
           <w:p>
             <w:pPr>
               <w:pStyle w:val="TableHeading"/>
-              <w:keepNext w:val="false"/>
+              <w:keepNext w:val="true"/>
               <w:widowControl/>
               <w:spacing w:before="0" w:after="0"/>
               <w:ind w:hanging="0" w:left="0"/>
@@ -8488,7 +8488,7 @@
           <w:p>
             <w:pPr>
               <w:pStyle w:val="TableHeading"/>
-              <w:keepNext w:val="false"/>
+              <w:keepNext w:val="true"/>
               <w:widowControl/>
               <w:spacing w:before="0" w:after="0"/>
               <w:ind w:hanging="0" w:left="0"/>
@@ -8535,7 +8535,7 @@
           <w:p>
             <w:pPr>
               <w:pStyle w:val="TableContents"/>
-              <w:keepNext w:val="true"/>
+              <w:keepNext w:val="false"/>
               <w:widowControl/>
               <w:spacing w:before="0" w:after="0"/>
               <w:ind w:hanging="0" w:left="0"/>
@@ -8702,55 +8702,6 @@
           </w:p>
         </w:tc>
       </w:tr>
-      <w:tr>
-        <w:trPr/>
-        <w:tc>
-          <w:tcPr>
-            <w:tcW w:w="14287" w:type="dxa"/>
-            <w:gridSpan w:val="4"/>
-            <w:tcBorders>
-              <w:left w:val="single" w:sz="4" w:space="0" w:color="000000"/>
-              <w:bottom w:val="single" w:sz="4" w:space="0" w:color="000000"/>
-              <w:right w:val="single" w:sz="4" w:space="0" w:color="000000"/>
-            </w:tcBorders>
-          </w:tcPr>
-          <w:p>
-            <w:pPr>
-              <w:pStyle w:val="TableContents"/>
-              <w:keepNext w:val="false"/>
-              <w:widowControl/>
-              <w:spacing w:before="0" w:after="0"/>
-              <w:ind w:hanging="0" w:left="0"/>
-              <w:jc w:val="left"/>
-              <w:rPr>
-                <w:rFonts w:ascii="Arial" w:hAnsi="Arial" w:eastAsia="Arial" w:cs="Arial"/>
-                <w:b w:val="false"/>
-                <w:i w:val="false"/>
-                <w:color w:val="auto"/>
-                <w:spacing w:val="0"/>
-                <w:w w:val="100"/>
-                <w:sz w:val="20"/>
-                <w:szCs w:val="20"/>
-                <w:lang w:val="ro-RO"/>
-              </w:rPr>
-            </w:pPr>
-            <w:r>
-              <w:rPr>
-                <w:rFonts w:eastAsia="Arial" w:cs="Arial" w:ascii="Arial" w:hAnsi="Arial"/>
-                <w:b w:val="false"/>
-                <w:i w:val="false"/>
-                <w:color w:val="auto"/>
-                <w:spacing w:val="0"/>
-                <w:w w:val="100"/>
-                <w:sz w:val="20"/>
-                <w:szCs w:val="20"/>
-                <w:lang w:val="ro-RO"/>
-              </w:rPr>
-              <w:t>Observații: La predarea echipamentului individual de protecție se va completa procesul verbal de predare – primire.</w:t>
-            </w:r>
-          </w:p>
-        </w:tc>
-      </w:tr>
     </w:tbl>
     <w:p>
       <w:pPr>
@@ -8778,6 +8729,36 @@
           <w:lang w:val="ro-RO"/>
         </w:rPr>
         <w:t>{{/equippedPositions}}</w:t>
+      </w:r>
+    </w:p>
+    <w:p>
+      <w:pPr>
+        <w:pStyle w:val="Normal"/>
+        <w:keepNext w:val="false"/>
+        <w:widowControl/>
+        <w:spacing w:before="240" w:after="120"/>
+        <w:ind w:hanging="0" w:left="0"/>
+        <w:jc w:val="left"/>
+        <w:rPr>
+          <w:rFonts w:ascii="Arial" w:hAnsi="Arial" w:cs="Arial"/>
+          <w:b w:val="false"/>
+          <w:sz w:val="20"/>
+          <w:szCs w:val="20"/>
+        </w:rPr>
+      </w:pPr>
+      <w:r>
+        <w:rPr>
+          <w:rFonts w:eastAsia="Arial" w:cs="Arial" w:ascii="Arial" w:hAnsi="Arial"/>
+          <w:b w:val="false"/>
+          <w:i w:val="false"/>
+          <w:color w:val="auto"/>
+          <w:spacing w:val="0"/>
+          <w:w w:val="100"/>
+          <w:sz w:val="20"/>
+          <w:szCs w:val="20"/>
+          <w:lang w:val="ro-RO"/>
+        </w:rPr>
+        <w:t>Observații: La predarea echipamentului individual de protecție se va completa procesul verbal de predare – primire.</w:t>
       </w:r>
     </w:p>
     <w:sectPr>

--- a/packages/document-engine/templates/6_protective_equipment_list.docx
+++ b/packages/document-engine/templates/6_protective_equipment_list.docx
@@ -8790,19 +8790,20 @@
       <w:jc w:val="center"/>
       <w:rPr>
         <w:rFonts w:ascii="Arial" w:hAnsi="Arial" w:cs="Arial"/>
-        <w:sz w:val="16"/>
-        <w:szCs w:val="16"/>
+        <w:color w:val="7A7A7A"/>
+        <w:sz w:val="15"/>
+        <w:szCs w:val="15"/>
       </w:rPr>
     </w:pPr>
     <w:r>
       <w:rPr>
         <w:rFonts w:eastAsia="Arial" w:cs="Arial" w:ascii="Arial" w:hAnsi="Arial"/>
         <w:b w:val="false"/>
-        <w:color w:val="auto"/>
+        <w:color w:val="7A7A7A"/>
         <w:spacing w:val="0"/>
         <w:w w:val="100"/>
-        <w:sz w:val="16"/>
-        <w:szCs w:val="16"/>
+        <w:sz w:val="15"/>
+        <w:szCs w:val="15"/>
         <w:lang w:val="ro-RO"/>
       </w:rPr>
       <w:t>{{#branding}}Document generat cu SSM Ușor · ssmusor.ro{{/branding}}</w:t>
@@ -8821,19 +8822,20 @@
       <w:jc w:val="center"/>
       <w:rPr>
         <w:rFonts w:ascii="Arial" w:hAnsi="Arial" w:cs="Arial"/>
-        <w:sz w:val="16"/>
-        <w:szCs w:val="16"/>
+        <w:color w:val="7A7A7A"/>
+        <w:sz w:val="15"/>
+        <w:szCs w:val="15"/>
       </w:rPr>
     </w:pPr>
     <w:r>
       <w:rPr>
         <w:rFonts w:eastAsia="Arial" w:cs="Arial" w:ascii="Arial" w:hAnsi="Arial"/>
         <w:b w:val="false"/>
-        <w:color w:val="auto"/>
+        <w:color w:val="7A7A7A"/>
         <w:spacing w:val="0"/>
         <w:w w:val="100"/>
-        <w:sz w:val="16"/>
-        <w:szCs w:val="16"/>
+        <w:sz w:val="15"/>
+        <w:szCs w:val="15"/>
         <w:lang w:val="ro-RO"/>
       </w:rPr>
       <w:t>{{#branding}}Document generat cu SSM Ușor · ssmusor.ro{{/branding}}</w:t>
@@ -8852,19 +8854,20 @@
       <w:jc w:val="center"/>
       <w:rPr>
         <w:rFonts w:ascii="Arial" w:hAnsi="Arial" w:cs="Arial"/>
-        <w:sz w:val="16"/>
-        <w:szCs w:val="16"/>
+        <w:color w:val="7A7A7A"/>
+        <w:sz w:val="15"/>
+        <w:szCs w:val="15"/>
       </w:rPr>
     </w:pPr>
     <w:r>
       <w:rPr>
         <w:rFonts w:eastAsia="Arial" w:cs="Arial" w:ascii="Arial" w:hAnsi="Arial"/>
         <w:b w:val="false"/>
-        <w:color w:val="auto"/>
+        <w:color w:val="7A7A7A"/>
         <w:spacing w:val="0"/>
         <w:w w:val="100"/>
-        <w:sz w:val="16"/>
-        <w:szCs w:val="16"/>
+        <w:sz w:val="15"/>
+        <w:szCs w:val="15"/>
         <w:lang w:val="ro-RO"/>
       </w:rPr>
       <w:t>{{#branding}}Document generat cu SSM Ușor · ssmusor.ro{{/branding}}</w:t>

--- a/packages/document-engine/templates/6_protective_equipment_list.docx
+++ b/packages/document-engine/templates/6_protective_equipment_list.docx
@@ -1233,6 +1233,7 @@
     <w:p>
       <w:pPr>
         <w:pStyle w:val="Normal"/>
+        <w:keepNext/>
         <w:widowControl/>
         <w:numPr>
           <w:ilvl w:val="0"/>
@@ -1569,6 +1570,7 @@
     <w:p>
       <w:pPr>
         <w:pStyle w:val="Normal"/>
+        <w:keepNext/>
         <w:widowControl/>
         <w:spacing w:before="0" w:after="60"/>
         <w:ind w:left="432" w:right="288" w:hanging="0"/>
@@ -2143,6 +2145,7 @@
     <w:p>
       <w:pPr>
         <w:pStyle w:val="Normal"/>
+        <w:keepNext/>
         <w:widowControl/>
         <w:spacing w:before="0" w:after="60"/>
         <w:ind w:left="432" w:right="288" w:hanging="0"/>
@@ -2916,6 +2919,7 @@
     <w:p>
       <w:pPr>
         <w:pStyle w:val="Normal"/>
+        <w:keepNext/>
         <w:widowControl/>
         <w:numPr>
           <w:ilvl w:val="0"/>

--- a/packages/document-engine/templates/6_protective_equipment_list.docx
+++ b/packages/document-engine/templates/6_protective_equipment_list.docx
@@ -6651,7 +6651,7 @@
           <w:szCs w:val="20"/>
           <w:lang w:val="ro-RO"/>
         </w:rPr>
-        <w:t xml:space="preserve">utilizarea de mașini a căror funcționare se bazează pe îndepărtarea șpanului în cazul prelucrării de materiale care produc span;</w:t>
+        <w:t xml:space="preserve">utilizarea de mașini a căror funcționare se bazează pe îndepărtarea șpanului în cazul prelucrării de materiale care produc șpan;</w:t>
       </w:r>
     </w:p>
     <w:p>
@@ -7673,7 +7673,7 @@
           <w:ilvl w:val="0"/>
           <w:numId w:val="8"/>
         </w:numPr>
-        <w:spacing w:before="0" w:after="120"/>
+        <w:spacing w:before="0" w:after="40"/>
         <w:ind w:left="720" w:hanging="360"/>
         <w:jc w:val="left"/>
         <w:rPr>
@@ -7824,7 +7824,7 @@
           <w:ilvl w:val="0"/>
           <w:numId w:val="20"/>
         </w:numPr>
-        <w:spacing w:before="0" w:after="120"/>
+        <w:spacing w:before="0" w:after="40"/>
         <w:ind w:right="0"/>
         <w:jc w:val="left"/>
         <w:rPr>
@@ -7917,7 +7917,7 @@
           <w:ilvl w:val="0"/>
           <w:numId w:val="20"/>
         </w:numPr>
-        <w:spacing w:before="0" w:after="120"/>
+        <w:spacing w:before="0" w:after="40"/>
         <w:ind w:right="0"/>
         <w:jc w:val="left"/>
         <w:rPr>
@@ -7948,8 +7948,126 @@
         <w:pStyle w:val="Normal"/>
         <w:widowControl/>
         <w:numPr>
+          <w:ilvl w:val="2"/>
+          <w:numId w:val="19"/>
+        </w:numPr>
+        <w:spacing w:before="0" w:after="40"/>
+        <w:ind w:right="0"/>
+        <w:jc w:val="left"/>
+        <w:rPr>
+          <w:rFonts w:ascii="Arial" w:hAnsi="Arial" w:cs="Arial"/>
+          <w:sz w:val="20"/>
+          <w:szCs w:val="20"/>
+        </w:rPr>
+      </w:pPr>
+      <w:r>
+        <w:rPr>
+          <w:rFonts w:eastAsia="Arial" w:cs="Arial" w:ascii="Arial" w:hAnsi="Arial"/>
+          <w:color w:val="auto"/>
+          <w:spacing w:val="0"/>
+          <w:w w:val="100"/>
+          <w:sz w:val="20"/>
+          <w:szCs w:val="20"/>
+          <w:lang w:val="ro-RO"/>
+        </w:rPr>
+        <w:t xml:space="preserve">lucru la înălțime;</w:t>
+      </w:r>
+    </w:p>
+    <w:p>
+      <w:pPr>
+        <w:pStyle w:val="Normal"/>
+        <w:widowControl/>
+        <w:numPr>
+          <w:ilvl w:val="2"/>
+          <w:numId w:val="19"/>
+        </w:numPr>
+        <w:spacing w:before="0" w:after="40"/>
+        <w:jc w:val="left"/>
+        <w:rPr>
+          <w:rFonts w:ascii="Arial" w:hAnsi="Arial" w:cs="Arial"/>
+          <w:sz w:val="20"/>
+          <w:szCs w:val="20"/>
+        </w:rPr>
+      </w:pPr>
+      <w:r>
+        <w:rPr>
+          <w:rFonts w:eastAsia="Arial" w:cs="Arial" w:ascii="Arial" w:hAnsi="Arial"/>
+          <w:color w:val="auto"/>
+          <w:spacing w:val="0"/>
+          <w:w w:val="100"/>
+          <w:sz w:val="20"/>
+          <w:szCs w:val="20"/>
+          <w:lang w:val="ro-RO"/>
+        </w:rPr>
+        <w:t>lucrări pe schele;</w:t>
+      </w:r>
+    </w:p>
+    <w:p>
+      <w:pPr>
+        <w:pStyle w:val="Normal"/>
+        <w:widowControl/>
+        <w:numPr>
+          <w:ilvl w:val="2"/>
+          <w:numId w:val="19"/>
+        </w:numPr>
+        <w:spacing w:before="0" w:after="40"/>
+        <w:jc w:val="left"/>
+        <w:rPr>
+          <w:rFonts w:ascii="Arial" w:hAnsi="Arial" w:cs="Arial"/>
+          <w:sz w:val="20"/>
+          <w:szCs w:val="20"/>
+        </w:rPr>
+      </w:pPr>
+      <w:r>
+        <w:rPr>
+          <w:rFonts w:eastAsia="Arial" w:cs="Arial" w:ascii="Arial" w:hAnsi="Arial"/>
+          <w:color w:val="auto"/>
+          <w:spacing w:val="0"/>
+          <w:w w:val="100"/>
+          <w:sz w:val="20"/>
+          <w:szCs w:val="20"/>
+          <w:lang w:val="ro-RO"/>
+        </w:rPr>
+        <w:t>asamblarea de piese prefabricate;</w:t>
+      </w:r>
+    </w:p>
+    <w:p>
+      <w:pPr>
+        <w:pStyle w:val="Normal"/>
+        <w:widowControl/>
+        <w:numPr>
+          <w:ilvl w:val="2"/>
+          <w:numId w:val="19"/>
+        </w:numPr>
+        <w:spacing w:before="0" w:after="40"/>
+        <w:jc w:val="left"/>
+        <w:rPr>
+          <w:rFonts w:ascii="Arial" w:hAnsi="Arial" w:cs="Arial"/>
+          <w:sz w:val="20"/>
+          <w:szCs w:val="20"/>
+        </w:rPr>
+      </w:pPr>
+      <w:r>
+        <w:rPr>
+          <w:rFonts w:eastAsia="Arial" w:cs="Arial" w:ascii="Arial" w:hAnsi="Arial"/>
+          <w:color w:val="auto"/>
+          <w:spacing w:val="0"/>
+          <w:w w:val="100"/>
+          <w:sz w:val="20"/>
+          <w:szCs w:val="20"/>
+          <w:lang w:val="ro-RO"/>
+        </w:rPr>
+        <w:t>lucrări pe stâlpi.</w:t>
+      </w:r>
+    </w:p>
+    <w:p>
+      <w:pPr>
+        <w:pStyle w:val="Normal"/>
+        <w:keepNext/>
+        <w:widowControl/>
+        <w:numPr>
           <w:ilvl w:val="0"/>
-          <w:numId w:val="6"/>
+          <w:numId w:val="20"/>
         </w:numPr>
         <w:spacing w:before="0" w:after="40"/>
         <w:ind w:right="0"/>
@@ -7974,94 +8092,124 @@
           <w:szCs w:val="20"/>
           <w:lang w:val="ro-RO"/>
         </w:rPr>
-        <w:t>lucru la înălțime</w:t>
-      </w:r>
-    </w:p>
-    <w:p>
-      <w:pPr>
-        <w:pStyle w:val="Normal"/>
-        <w:widowControl/>
-        <w:numPr>
-          <w:ilvl w:val="2"/>
-          <w:numId w:val="19"/>
-        </w:numPr>
-        <w:spacing w:before="0" w:after="40"/>
-        <w:jc w:val="left"/>
-        <w:rPr>
-          <w:rFonts w:ascii="Arial" w:hAnsi="Arial" w:cs="Arial"/>
-          <w:sz w:val="20"/>
-          <w:szCs w:val="20"/>
-        </w:rPr>
-      </w:pPr>
-      <w:r>
-        <w:rPr>
-          <w:rFonts w:eastAsia="Arial" w:cs="Arial" w:ascii="Arial" w:hAnsi="Arial"/>
-          <w:color w:val="auto"/>
-          <w:spacing w:val="0"/>
-          <w:w w:val="100"/>
-          <w:sz w:val="20"/>
-          <w:szCs w:val="20"/>
-          <w:lang w:val="ro-RO"/>
-        </w:rPr>
-        <w:t>lucrări pe schele;</w:t>
-      </w:r>
-    </w:p>
-    <w:p>
-      <w:pPr>
-        <w:pStyle w:val="Normal"/>
-        <w:widowControl/>
-        <w:numPr>
-          <w:ilvl w:val="2"/>
-          <w:numId w:val="19"/>
-        </w:numPr>
-        <w:spacing w:before="0" w:after="40"/>
-        <w:jc w:val="left"/>
-        <w:rPr>
-          <w:rFonts w:ascii="Arial" w:hAnsi="Arial" w:cs="Arial"/>
-          <w:sz w:val="20"/>
-          <w:szCs w:val="20"/>
-        </w:rPr>
-      </w:pPr>
-      <w:r>
-        <w:rPr>
-          <w:rFonts w:eastAsia="Arial" w:cs="Arial" w:ascii="Arial" w:hAnsi="Arial"/>
-          <w:color w:val="auto"/>
-          <w:spacing w:val="0"/>
-          <w:w w:val="100"/>
-          <w:sz w:val="20"/>
-          <w:szCs w:val="20"/>
-          <w:lang w:val="ro-RO"/>
-        </w:rPr>
-        <w:t>asamblarea de piese prefabricate;</w:t>
-      </w:r>
-    </w:p>
-    <w:p>
-      <w:pPr>
-        <w:pStyle w:val="Normal"/>
-        <w:widowControl/>
-        <w:numPr>
-          <w:ilvl w:val="2"/>
-          <w:numId w:val="19"/>
-        </w:numPr>
-        <w:spacing w:before="0" w:after="40"/>
-        <w:jc w:val="left"/>
-        <w:rPr>
-          <w:rFonts w:ascii="Arial" w:hAnsi="Arial" w:cs="Arial"/>
-          <w:sz w:val="20"/>
-          <w:szCs w:val="20"/>
-        </w:rPr>
-      </w:pPr>
-      <w:r>
-        <w:rPr>
-          <w:rFonts w:eastAsia="Arial" w:cs="Arial" w:ascii="Arial" w:hAnsi="Arial"/>
-          <w:color w:val="auto"/>
-          <w:spacing w:val="0"/>
-          <w:w w:val="100"/>
-          <w:sz w:val="20"/>
-          <w:szCs w:val="20"/>
-          <w:lang w:val="ro-RO"/>
-        </w:rPr>
-        <w:t>lucrări pe stâlpi.</w:t>
+        <w:t>Frânghii de securitate:</w:t>
+      </w:r>
+    </w:p>
+    <w:p>
+      <w:pPr>
+        <w:pStyle w:val="Normal"/>
+        <w:widowControl/>
+        <w:numPr>
+          <w:ilvl w:val="0"/>
+          <w:numId w:val="17"/>
+        </w:numPr>
+        <w:spacing w:before="0" w:after="40"/>
+        <w:ind w:right="0"/>
+        <w:jc w:val="left"/>
+        <w:rPr>
+          <w:rFonts w:ascii="Arial" w:hAnsi="Arial" w:cs="Arial"/>
+          <w:sz w:val="20"/>
+          <w:szCs w:val="20"/>
+        </w:rPr>
+      </w:pPr>
+      <w:r>
+        <w:rPr>
+          <w:rFonts w:eastAsia="Arial" w:cs="Arial" w:ascii="Arial" w:hAnsi="Arial"/>
+          <w:color w:val="auto"/>
+          <w:spacing w:val="0"/>
+          <w:w w:val="100"/>
+          <w:sz w:val="20"/>
+          <w:szCs w:val="20"/>
+          <w:lang w:val="ro-RO"/>
+        </w:rPr>
+        <w:t xml:space="preserve">lucru la înălțime;</w:t>
+      </w:r>
+    </w:p>
+    <w:p>
+      <w:pPr>
+        <w:pStyle w:val="Normal"/>
+        <w:widowControl/>
+        <w:numPr>
+          <w:ilvl w:val="0"/>
+          <w:numId w:val="17"/>
+        </w:numPr>
+        <w:spacing w:before="0" w:after="40"/>
+        <w:jc w:val="left"/>
+        <w:rPr>
+          <w:rFonts w:ascii="Arial" w:hAnsi="Arial" w:cs="Arial"/>
+          <w:sz w:val="20"/>
+          <w:szCs w:val="20"/>
+        </w:rPr>
+      </w:pPr>
+      <w:r>
+        <w:rPr>
+          <w:rFonts w:eastAsia="Arial" w:cs="Arial" w:ascii="Arial" w:hAnsi="Arial"/>
+          <w:color w:val="auto"/>
+          <w:spacing w:val="0"/>
+          <w:w w:val="100"/>
+          <w:sz w:val="20"/>
+          <w:szCs w:val="20"/>
+          <w:lang w:val="ro-RO"/>
+        </w:rPr>
+        <w:t>lucrări în cabine de macarale amplasate la mare înălțime;</w:t>
+      </w:r>
+    </w:p>
+    <w:p>
+      <w:pPr>
+        <w:pStyle w:val="Normal"/>
+        <w:widowControl/>
+        <w:numPr>
+          <w:ilvl w:val="0"/>
+          <w:numId w:val="17"/>
+        </w:numPr>
+        <w:spacing w:before="0" w:after="40"/>
+        <w:jc w:val="left"/>
+        <w:rPr>
+          <w:rFonts w:ascii="Arial" w:hAnsi="Arial" w:cs="Arial"/>
+          <w:sz w:val="20"/>
+          <w:szCs w:val="20"/>
+        </w:rPr>
+      </w:pPr>
+      <w:r>
+        <w:rPr>
+          <w:rFonts w:eastAsia="Arial" w:cs="Arial" w:ascii="Arial" w:hAnsi="Arial"/>
+          <w:color w:val="auto"/>
+          <w:spacing w:val="0"/>
+          <w:w w:val="100"/>
+          <w:sz w:val="20"/>
+          <w:szCs w:val="20"/>
+          <w:lang w:val="ro-RO"/>
+        </w:rPr>
+        <w:t>lucrări în cabine de stivuitoare și elevatoare amplasate la mare înălțime în depozite;</w:t>
+      </w:r>
+    </w:p>
+    <w:p>
+      <w:pPr>
+        <w:pStyle w:val="Normal"/>
+        <w:widowControl/>
+        <w:numPr>
+          <w:ilvl w:val="0"/>
+          <w:numId w:val="17"/>
+        </w:numPr>
+        <w:spacing w:before="0" w:after="40"/>
+        <w:jc w:val="left"/>
+        <w:rPr>
+          <w:rFonts w:ascii="Arial" w:hAnsi="Arial" w:cs="Arial"/>
+          <w:sz w:val="20"/>
+          <w:szCs w:val="20"/>
+        </w:rPr>
+      </w:pPr>
+      <w:r>
+        <w:rPr>
+          <w:rFonts w:eastAsia="Arial" w:cs="Arial" w:ascii="Arial" w:hAnsi="Arial"/>
+          <w:color w:val="auto"/>
+          <w:spacing w:val="0"/>
+          <w:w w:val="100"/>
+          <w:sz w:val="20"/>
+          <w:szCs w:val="20"/>
+          <w:lang w:val="ro-RO"/>
+        </w:rPr>
+        <w:t>lucrări în puțuri și canalizări.</w:t>
       </w:r>
     </w:p>
     <w:p>
@@ -8073,163 +8221,7 @@
           <w:ilvl w:val="0"/>
           <w:numId w:val="20"/>
         </w:numPr>
-        <w:spacing w:before="0" w:after="120"/>
-        <w:ind w:right="0"/>
-        <w:jc w:val="left"/>
-        <w:rPr>
-          <w:rFonts w:ascii="Arial" w:hAnsi="Arial" w:cs="Arial"/>
-          <w:b/>
-          <w:bCs/>
-          <w:sz w:val="20"/>
-          <w:szCs w:val="20"/>
-        </w:rPr>
-      </w:pPr>
-      <w:r>
-        <w:rPr>
-          <w:rFonts w:eastAsia="Arial" w:cs="Arial" w:ascii="Arial" w:hAnsi="Arial"/>
-          <w:b/>
-          <w:bCs/>
-          <w:color w:val="auto"/>
-          <w:spacing w:val="0"/>
-          <w:w w:val="100"/>
-          <w:sz w:val="20"/>
-          <w:szCs w:val="20"/>
-          <w:lang w:val="ro-RO"/>
-        </w:rPr>
-        <w:t>Frânghii de securitate:</w:t>
-      </w:r>
-    </w:p>
-    <w:p>
-      <w:pPr>
-        <w:pStyle w:val="Normal"/>
-        <w:widowControl/>
-        <w:numPr>
-          <w:ilvl w:val="0"/>
-          <w:numId w:val="26"/>
-        </w:numPr>
-        <w:spacing w:before="0" w:after="40"/>
-        <w:ind w:right="0"/>
-        <w:jc w:val="left"/>
-        <w:rPr>
-          <w:rFonts w:ascii="Arial" w:hAnsi="Arial" w:cs="Arial"/>
-          <w:b/>
-          <w:bCs/>
-          <w:sz w:val="20"/>
-          <w:szCs w:val="20"/>
-        </w:rPr>
-      </w:pPr>
-      <w:r>
-        <w:rPr>
-          <w:rFonts w:eastAsia="Arial" w:cs="Arial" w:ascii="Arial" w:hAnsi="Arial"/>
-          <w:b/>
-          <w:bCs/>
-          <w:color w:val="auto"/>
-          <w:spacing w:val="0"/>
-          <w:w w:val="100"/>
-          <w:sz w:val="20"/>
-          <w:szCs w:val="20"/>
-          <w:lang w:val="ro-RO"/>
-        </w:rPr>
-        <w:t>lucru la înălțime</w:t>
-      </w:r>
-    </w:p>
-    <w:p>
-      <w:pPr>
-        <w:pStyle w:val="Normal"/>
-        <w:widowControl/>
-        <w:numPr>
-          <w:ilvl w:val="0"/>
-          <w:numId w:val="17"/>
-        </w:numPr>
-        <w:spacing w:before="0" w:after="40"/>
-        <w:jc w:val="left"/>
-        <w:rPr>
-          <w:rFonts w:ascii="Arial" w:hAnsi="Arial" w:cs="Arial"/>
-          <w:sz w:val="20"/>
-          <w:szCs w:val="20"/>
-        </w:rPr>
-      </w:pPr>
-      <w:r>
-        <w:rPr>
-          <w:rFonts w:eastAsia="Arial" w:cs="Arial" w:ascii="Arial" w:hAnsi="Arial"/>
-          <w:color w:val="auto"/>
-          <w:spacing w:val="0"/>
-          <w:w w:val="100"/>
-          <w:sz w:val="20"/>
-          <w:szCs w:val="20"/>
-          <w:lang w:val="ro-RO"/>
-        </w:rPr>
-        <w:t>lucrări în cabine de macarale amplasate la mare înălțime;</w:t>
-      </w:r>
-    </w:p>
-    <w:p>
-      <w:pPr>
-        <w:pStyle w:val="Normal"/>
-        <w:widowControl/>
-        <w:numPr>
-          <w:ilvl w:val="0"/>
-          <w:numId w:val="17"/>
-        </w:numPr>
-        <w:spacing w:before="0" w:after="40"/>
-        <w:jc w:val="left"/>
-        <w:rPr>
-          <w:rFonts w:ascii="Arial" w:hAnsi="Arial" w:cs="Arial"/>
-          <w:sz w:val="20"/>
-          <w:szCs w:val="20"/>
-        </w:rPr>
-      </w:pPr>
-      <w:r>
-        <w:rPr>
-          <w:rFonts w:eastAsia="Arial" w:cs="Arial" w:ascii="Arial" w:hAnsi="Arial"/>
-          <w:color w:val="auto"/>
-          <w:spacing w:val="0"/>
-          <w:w w:val="100"/>
-          <w:sz w:val="20"/>
-          <w:szCs w:val="20"/>
-          <w:lang w:val="ro-RO"/>
-        </w:rPr>
-        <w:t>lucrări în cabine de stivuitoare și elevatoare amplasate la mare înălțime în depozite;</w:t>
-      </w:r>
-    </w:p>
-    <w:p>
-      <w:pPr>
-        <w:pStyle w:val="Normal"/>
-        <w:widowControl/>
-        <w:numPr>
-          <w:ilvl w:val="0"/>
-          <w:numId w:val="17"/>
-        </w:numPr>
-        <w:spacing w:before="0" w:after="40"/>
-        <w:jc w:val="left"/>
-        <w:rPr>
-          <w:rFonts w:ascii="Arial" w:hAnsi="Arial" w:cs="Arial"/>
-          <w:sz w:val="20"/>
-          <w:szCs w:val="20"/>
-        </w:rPr>
-      </w:pPr>
-      <w:r>
-        <w:rPr>
-          <w:rFonts w:eastAsia="Arial" w:cs="Arial" w:ascii="Arial" w:hAnsi="Arial"/>
-          <w:color w:val="auto"/>
-          <w:spacing w:val="0"/>
-          <w:w w:val="100"/>
-          <w:sz w:val="20"/>
-          <w:szCs w:val="20"/>
-          <w:lang w:val="ro-RO"/>
-        </w:rPr>
-        <w:t>lucrări în puțuri și canalizări.</w:t>
-      </w:r>
-    </w:p>
-    <w:p>
-      <w:pPr>
-        <w:pStyle w:val="Normal"/>
-        <w:keepNext/>
-        <w:widowControl/>
-        <w:numPr>
-          <w:ilvl w:val="0"/>
-          <w:numId w:val="20"/>
-        </w:numPr>
-        <w:spacing w:before="0" w:after="120"/>
+        <w:spacing w:before="0" w:after="40"/>
         <w:ind w:right="0"/>
         <w:jc w:val="left"/>
         <w:rPr>
@@ -11396,9 +11388,9 @@
       <w:lvlJc w:val="left"/>
       <w:pPr>
         <w:tabs>
-          <w:tab w:val="num" w:pos="720"/>
-        </w:tabs>
-        <w:ind w:left="720" w:hanging="360"/>
+          <w:tab w:val="num" w:pos="1080"/>
+        </w:tabs>
+        <w:ind w:left="1080" w:hanging="360"/>
       </w:pPr>
       <w:rPr>
         <w:b/>
@@ -14549,9 +14541,9 @@
       <w:lvlJc w:val="left"/>
       <w:pPr>
         <w:tabs>
-          <w:tab w:val="num" w:pos="720"/>
-        </w:tabs>
-        <w:ind w:left="720" w:hanging="360"/>
+          <w:tab w:val="num" w:pos="1080"/>
+        </w:tabs>
+        <w:ind w:left="1080" w:hanging="360"/>
       </w:pPr>
       <w:rPr>
         <w:b/>

--- a/packages/document-engine/templates/6_protective_equipment_list.docx
+++ b/packages/document-engine/templates/6_protective_equipment_list.docx
@@ -5086,6 +5086,7 @@
           <w:numId w:val="15"/>
         </w:numPr>
         <w:spacing w:before="0" w:after="120"/>
+        <w:ind w:hanging="360" w:left="1080"/>
         <w:jc w:val="left"/>
         <w:rPr>
           <w:rFonts w:ascii="Arial" w:hAnsi="Arial" w:cs="Arial"/>
@@ -5546,8 +5547,8 @@
         <w:pStyle w:val="Normal"/>
         <w:widowControl/>
         <w:numPr>
-          <w:ilvl w:val="0"/>
-          <w:numId w:val="10"/>
+          <w:ilvl w:val="2"/>
+          <w:numId w:val="3"/>
         </w:numPr>
         <w:spacing w:before="0" w:after="40"/>
         <w:jc w:val="left"/>
@@ -5575,8 +5576,8 @@
         <w:pStyle w:val="Normal"/>
         <w:widowControl/>
         <w:numPr>
-          <w:ilvl w:val="0"/>
-          <w:numId w:val="10"/>
+          <w:ilvl w:val="2"/>
+          <w:numId w:val="3"/>
         </w:numPr>
         <w:spacing w:before="0" w:after="40"/>
         <w:jc w:val="left"/>
@@ -5604,8 +5605,8 @@
         <w:pStyle w:val="Normal"/>
         <w:widowControl/>
         <w:numPr>
-          <w:ilvl w:val="0"/>
-          <w:numId w:val="10"/>
+          <w:ilvl w:val="2"/>
+          <w:numId w:val="3"/>
         </w:numPr>
         <w:spacing w:before="0" w:after="40"/>
         <w:jc w:val="left"/>
@@ -5633,8 +5634,8 @@
         <w:pStyle w:val="Normal"/>
         <w:widowControl/>
         <w:numPr>
-          <w:ilvl w:val="0"/>
-          <w:numId w:val="10"/>
+          <w:ilvl w:val="2"/>
+          <w:numId w:val="3"/>
         </w:numPr>
         <w:spacing w:before="0" w:after="40"/>
         <w:jc w:val="left"/>
@@ -5662,8 +5663,8 @@
         <w:pStyle w:val="Normal"/>
         <w:widowControl/>
         <w:numPr>
-          <w:ilvl w:val="0"/>
-          <w:numId w:val="10"/>
+          <w:ilvl w:val="2"/>
+          <w:numId w:val="3"/>
         </w:numPr>
         <w:spacing w:before="0" w:after="40"/>
         <w:jc w:val="left"/>
@@ -5691,8 +5692,8 @@
         <w:pStyle w:val="Normal"/>
         <w:widowControl/>
         <w:numPr>
-          <w:ilvl w:val="0"/>
-          <w:numId w:val="10"/>
+          <w:ilvl w:val="2"/>
+          <w:numId w:val="3"/>
         </w:numPr>
         <w:spacing w:before="0" w:after="40"/>
         <w:jc w:val="left"/>
@@ -5720,8 +5721,8 @@
         <w:pStyle w:val="Normal"/>
         <w:widowControl/>
         <w:numPr>
-          <w:ilvl w:val="0"/>
-          <w:numId w:val="10"/>
+          <w:ilvl w:val="2"/>
+          <w:numId w:val="3"/>
         </w:numPr>
         <w:spacing w:before="0" w:after="40"/>
         <w:jc w:val="left"/>

--- a/packages/document-engine/templates/6_protective_equipment_list.docx
+++ b/packages/document-engine/templates/6_protective_equipment_list.docx
@@ -5515,7 +5515,7 @@
         <w:widowControl/>
         <w:numPr>
           <w:ilvl w:val="0"/>
-          <w:numId w:val="23"/>
+          <w:numId w:val="19"/>
         </w:numPr>
         <w:spacing w:before="0" w:after="40"/>
         <w:jc w:val="left"/>
@@ -5786,7 +5786,7 @@
         <w:widowControl/>
         <w:numPr>
           <w:ilvl w:val="0"/>
-          <w:numId w:val="12"/>
+          <w:numId w:val="19"/>
         </w:numPr>
         <w:spacing w:before="0" w:after="40"/>
         <w:jc w:val="left"/>
@@ -5994,7 +5994,7 @@
         <w:widowControl/>
         <w:numPr>
           <w:ilvl w:val="0"/>
-          <w:numId w:val="13"/>
+          <w:numId w:val="19"/>
         </w:numPr>
         <w:spacing w:before="0" w:after="40"/>
         <w:jc w:val="left"/>
@@ -6260,7 +6260,7 @@
         <w:widowControl/>
         <w:numPr>
           <w:ilvl w:val="0"/>
-          <w:numId w:val="14"/>
+          <w:numId w:val="19"/>
         </w:numPr>
         <w:spacing w:before="0" w:after="40"/>
         <w:jc w:val="left"/>
@@ -6323,7 +6323,7 @@
         <w:widowControl/>
         <w:numPr>
           <w:ilvl w:val="0"/>
-          <w:numId w:val="14"/>
+          <w:numId w:val="19"/>
         </w:numPr>
         <w:spacing w:before="0" w:after="40"/>
         <w:jc w:val="left"/>
@@ -6386,7 +6386,7 @@
         <w:widowControl/>
         <w:numPr>
           <w:ilvl w:val="0"/>
-          <w:numId w:val="14"/>
+          <w:numId w:val="19"/>
         </w:numPr>
         <w:spacing w:before="0" w:after="40"/>
         <w:jc w:val="left"/>
@@ -8275,6 +8275,87 @@
           <w:lang w:val="ro-RO"/>
         </w:rPr>
         <w:t>prelucrarea materialelor de acoperire;</w:t>
+      </w:r>
+    </w:p>
+    <w:p>
+      <w:pPr>
+        <w:pStyle w:val="Normal"/>
+        <w:widowControl/>
+        <w:spacing w:before="0" w:after="120"/>
+        <w:ind w:hanging="0"/>
+        <w:jc w:val="left"/>
+        <w:rPr>
+          <w:rFonts w:ascii="Arial" w:hAnsi="Arial" w:cs="Arial"/>
+          <w:sz w:val="20"/>
+          <w:szCs w:val="20"/>
+        </w:rPr>
+      </w:pPr>
+      <w:r>
+        <w:rPr>
+          <w:rFonts w:eastAsia="Arial" w:cs="Arial" w:ascii="Arial" w:hAnsi="Arial"/>
+          <w:b w:val="false"/>
+          <w:color w:val="auto"/>
+          <w:spacing w:val="0"/>
+          <w:w w:val="100"/>
+          <w:sz w:val="20"/>
+          <w:szCs w:val="20"/>
+          <w:lang w:val="ro-RO"/>
+        </w:rPr>
+        <w:t xml:space="preserve">{{^equippedPositions}}</w:t>
+      </w:r>
+    </w:p>
+    <w:p>
+      <w:pPr>
+        <w:pStyle w:val="Normal"/>
+        <w:widowControl/>
+        <w:spacing w:before="240" w:after="120"/>
+        <w:ind w:hanging="0"/>
+        <w:jc w:val="left"/>
+        <w:rPr>
+          <w:rFonts w:ascii="Arial" w:hAnsi="Arial" w:cs="Arial"/>
+          <w:sz w:val="20"/>
+          <w:szCs w:val="20"/>
+        </w:rPr>
+      </w:pPr>
+      <w:r>
+        <w:rPr>
+          <w:rFonts w:eastAsia="Arial" w:cs="Arial" w:ascii="Arial" w:hAnsi="Arial"/>
+          <w:b w:val="false"/>
+          <w:color w:val="auto"/>
+          <w:spacing w:val="0"/>
+          <w:w w:val="100"/>
+          <w:sz w:val="20"/>
+          <w:szCs w:val="20"/>
+          <w:lang w:val="ro-RO"/>
+        </w:rPr>
+        <w:t xml:space="preserve">Pentru posturile de lucru de mai sus nu a fost stabilit necesar de dotare cu echipament individual de protecție.</w:t>
+      </w:r>
+    </w:p>
+    <w:p>
+      <w:pPr>
+        <w:pStyle w:val="Normal"/>
+        <w:widowControl/>
+        <w:spacing w:before="0" w:after="120"/>
+        <w:ind w:hanging="0"/>
+        <w:jc w:val="left"/>
+        <w:rPr>
+          <w:rFonts w:ascii="Arial" w:hAnsi="Arial" w:cs="Arial"/>
+          <w:sz w:val="20"/>
+          <w:szCs w:val="20"/>
+        </w:rPr>
+      </w:pPr>
+      <w:r>
+        <w:rPr>
+          <w:rFonts w:eastAsia="Arial" w:cs="Arial" w:ascii="Arial" w:hAnsi="Arial"/>
+          <w:b w:val="false"/>
+          <w:color w:val="auto"/>
+          <w:spacing w:val="0"/>
+          <w:w w:val="100"/>
+          <w:sz w:val="20"/>
+          <w:szCs w:val="20"/>
+          <w:lang w:val="ro-RO"/>
+        </w:rPr>
+        <w:t xml:space="preserve">{{/equippedPositions}}</w:t>
       </w:r>
     </w:p>
     <w:p>

--- a/packages/document-engine/templates/6_protective_equipment_list.docx
+++ b/packages/document-engine/templates/6_protective_equipment_list.docx
@@ -8830,6 +8830,87 @@
           <w:lang w:val="ro-RO"/>
         </w:rPr>
         <w:t>{{/equippedPositions}}</w:t>
+      </w:r>
+    </w:p>
+    <w:p>
+      <w:pPr>
+        <w:pStyle w:val="Normal"/>
+        <w:widowControl/>
+        <w:spacing w:before="0" w:after="120"/>
+        <w:ind w:hanging="0"/>
+        <w:jc w:val="left"/>
+        <w:rPr>
+          <w:rFonts w:ascii="Arial" w:hAnsi="Arial" w:cs="Arial"/>
+          <w:sz w:val="20"/>
+          <w:szCs w:val="20"/>
+        </w:rPr>
+      </w:pPr>
+      <w:r>
+        <w:rPr>
+          <w:rFonts w:eastAsia="Arial" w:cs="Arial" w:ascii="Arial" w:hAnsi="Arial"/>
+          <w:b w:val="false"/>
+          <w:color w:val="auto"/>
+          <w:spacing w:val="0"/>
+          <w:w w:val="100"/>
+          <w:sz w:val="20"/>
+          <w:szCs w:val="20"/>
+          <w:lang w:val="ro-RO"/>
+        </w:rPr>
+        <w:t xml:space="preserve">{{#unequippedPositionsText}}</w:t>
+      </w:r>
+    </w:p>
+    <w:p>
+      <w:pPr>
+        <w:pStyle w:val="Normal"/>
+        <w:widowControl/>
+        <w:spacing w:before="240" w:after="120"/>
+        <w:ind w:hanging="0"/>
+        <w:jc w:val="left"/>
+        <w:rPr>
+          <w:rFonts w:ascii="Arial" w:hAnsi="Arial" w:cs="Arial"/>
+          <w:sz w:val="20"/>
+          <w:szCs w:val="20"/>
+        </w:rPr>
+      </w:pPr>
+      <w:r>
+        <w:rPr>
+          <w:rFonts w:eastAsia="Arial" w:cs="Arial" w:ascii="Arial" w:hAnsi="Arial"/>
+          <w:b w:val="false"/>
+          <w:color w:val="auto"/>
+          <w:spacing w:val="0"/>
+          <w:w w:val="100"/>
+          <w:sz w:val="20"/>
+          <w:szCs w:val="20"/>
+          <w:lang w:val="ro-RO"/>
+        </w:rPr>
+        <w:t xml:space="preserve">Pentru {{unequippedPositionsText}} nu a fost stabilit necesar de dotare cu echipament individual de protecție.</w:t>
+      </w:r>
+    </w:p>
+    <w:p>
+      <w:pPr>
+        <w:pStyle w:val="Normal"/>
+        <w:widowControl/>
+        <w:spacing w:before="0" w:after="120"/>
+        <w:ind w:hanging="0"/>
+        <w:jc w:val="left"/>
+        <w:rPr>
+          <w:rFonts w:ascii="Arial" w:hAnsi="Arial" w:cs="Arial"/>
+          <w:sz w:val="20"/>
+          <w:szCs w:val="20"/>
+        </w:rPr>
+      </w:pPr>
+      <w:r>
+        <w:rPr>
+          <w:rFonts w:eastAsia="Arial" w:cs="Arial" w:ascii="Arial" w:hAnsi="Arial"/>
+          <w:b w:val="false"/>
+          <w:color w:val="auto"/>
+          <w:spacing w:val="0"/>
+          <w:w w:val="100"/>
+          <w:sz w:val="20"/>
+          <w:szCs w:val="20"/>
+          <w:lang w:val="ro-RO"/>
+        </w:rPr>
+        <w:t xml:space="preserve">{{/unequippedPositionsText}}</w:t>
       </w:r>
     </w:p>
     <w:p>

--- a/packages/document-engine/templates/6_protective_equipment_list.docx
+++ b/packages/document-engine/templates/6_protective_equipment_list.docx
@@ -384,7 +384,7 @@
           <w:szCs w:val="20"/>
           <w:lang w:val="ro-RO"/>
         </w:rPr>
-        <w:t xml:space="preserve"> Art. 12. alin. (1)</w:t>
+        <w:t xml:space="preserve"> Art. 12 alin. (1)</w:t>
       </w:r>
       <w:r>
         <w:rPr>
@@ -494,7 +494,7 @@
           <w:szCs w:val="20"/>
           <w:lang w:val="ro-RO"/>
         </w:rPr>
-        <w:t>Pentru a aduce la îndeplinire cerințele legii 319/ 2006 și cerințele H.G. 1425/ 2006, Art. 15.</w:t>
+        <w:t xml:space="preserve">Pentru a aduce la îndeplinire cerințele Legii 319/ 2006 și cerințele H.G. 1425/ 2006, Art. 15</w:t>
       </w:r>
       <w:r>
         <w:rPr>
@@ -508,7 +508,7 @@
           <w:szCs w:val="20"/>
           <w:lang w:val="ro-RO"/>
         </w:rPr>
-        <w:t xml:space="preserve"> alin, (1) </w:t>
+        <w:t xml:space="preserve"> alin. (1) </w:t>
       </w:r>
       <w:r>
         <w:rPr>
@@ -3827,7 +3827,7 @@
           <w:szCs w:val="20"/>
           <w:lang w:val="ro-RO"/>
         </w:rPr>
-        <w:t xml:space="preserve">aparate de protecție respiratorie cu mască de sudură detașabilă;</w:t>
+        <w:t xml:space="preserve">aparate de protecție respiratorie cu mască de sudură detașabilă.</w:t>
       </w:r>
     </w:p>
     <w:p>
@@ -4955,7 +4955,7 @@
           <w:szCs w:val="20"/>
           <w:lang w:val="ro-RO"/>
         </w:rPr>
-        <w:t>Protecția întregului corp</w:t>
+        <w:t xml:space="preserve">Protecția întregului corp:</w:t>
       </w:r>
     </w:p>
     <w:p>
@@ -5133,7 +5133,7 @@
           <w:szCs w:val="20"/>
           <w:lang w:val="ro-RO"/>
         </w:rPr>
-        <w:t>îmbrăcăminte pentru lucru "de securitate" (două piese și combinezoane);</w:t>
+        <w:t xml:space="preserve">îmbrăcăminte pentru lucru „de securitate” (două piese și combinezoane);</w:t>
       </w:r>
     </w:p>
     <w:p>
@@ -5423,7 +5423,7 @@
           <w:szCs w:val="20"/>
           <w:lang w:val="ro-RO"/>
         </w:rPr>
-        <w:t>paturi de protecție.</w:t>
+        <w:t xml:space="preserve">pături de protecție.</w:t>
       </w:r>
     </w:p>
     <w:p>
@@ -5742,7 +5742,7 @@
           <w:szCs w:val="20"/>
           <w:lang w:val="ro-RO"/>
         </w:rPr>
-        <w:t>lucrări la cuptoare industriale, containere, mașini, silozuri, buncăre și conducte;</w:t>
+        <w:t xml:space="preserve">lucrări la cuptoare industriale, containere, mașini, silozuri, buncăre și conducte.</w:t>
       </w:r>
     </w:p>
     <w:p>
@@ -6250,7 +6250,7 @@
           <w:szCs w:val="20"/>
           <w:lang w:val="ro-RO"/>
         </w:rPr>
-        <w:t>transport și depozitare;</w:t>
+        <w:t xml:space="preserve">transport și depozitare.</w:t>
       </w:r>
     </w:p>
     <w:p>
@@ -6981,7 +6981,7 @@
           <w:szCs w:val="20"/>
           <w:lang w:val="ro-RO"/>
         </w:rPr>
-        <w:t>lucrări în puțuri, canale și alte spații subterane ale sistemului de canalizare;</w:t>
+        <w:t xml:space="preserve">lucrări în puțuri, canale și alte spații subterane ale sistemului de canalizare.</w:t>
       </w:r>
     </w:p>
     <w:p>
@@ -7289,7 +7289,7 @@
           <w:szCs w:val="20"/>
           <w:lang w:val="ro-RO"/>
         </w:rPr>
-        <w:t>lucrări de sablare;</w:t>
+        <w:t xml:space="preserve">lucrări de sablare.</w:t>
       </w:r>
     </w:p>
     <w:p>
@@ -7478,7 +7478,7 @@
           <w:szCs w:val="20"/>
           <w:lang w:val="ro-RO"/>
         </w:rPr>
-        <w:t>lucrări de sudură;</w:t>
+        <w:t xml:space="preserve">lucrări de sudură.</w:t>
       </w:r>
     </w:p>
     <w:p>
@@ -7726,7 +7726,7 @@
           <w:szCs w:val="20"/>
           <w:lang w:val="ro-RO"/>
         </w:rPr>
-        <w:t>lucrări în aer liber pe ploaie și vreme rece.</w:t>
+        <w:t xml:space="preserve">lucrări în aer liber pe ploaie și vreme rece;</w:t>
       </w:r>
     </w:p>
     <w:p>
@@ -7755,7 +7755,7 @@
           <w:szCs w:val="20"/>
           <w:lang w:val="ro-RO"/>
         </w:rPr>
-        <w:t xml:space="preserve">Activități de pază,</w:t>
+        <w:t xml:space="preserve">activități de pază;</w:t>
       </w:r>
     </w:p>
     <w:p>
@@ -7784,7 +7784,7 @@
           <w:szCs w:val="20"/>
           <w:lang w:val="ro-RO"/>
         </w:rPr>
-        <w:t xml:space="preserve">Activități în silvicultură</w:t>
+        <w:t xml:space="preserve">activități în silvicultură;</w:t>
       </w:r>
     </w:p>
     <w:p>
@@ -7813,7 +7813,7 @@
           <w:szCs w:val="20"/>
           <w:lang w:val="ro-RO"/>
         </w:rPr>
-        <w:t>Activități de monitorizare a oleoductelor și gazoductelor</w:t>
+        <w:t xml:space="preserve">activități de monitorizare a oleoductelor și gazoductelor.</w:t>
       </w:r>
     </w:p>
     <w:p>
@@ -7877,7 +7877,7 @@
           <w:szCs w:val="20"/>
           <w:lang w:val="ro-RO"/>
         </w:rPr>
-        <w:t>lucrări în locuri în care lucrătorii trebuie să poată fi observați la timp.</w:t>
+        <w:t xml:space="preserve">lucrări în locuri în care lucrătorii trebuie să poată fi observați la timp;</w:t>
       </w:r>
     </w:p>
     <w:p>
@@ -7906,7 +7906,7 @@
           <w:szCs w:val="20"/>
           <w:lang w:val="ro-RO"/>
         </w:rPr>
-        <w:t xml:space="preserve">lucrări la drumuri și șosele, poduri, căi ferate,</w:t>
+        <w:t xml:space="preserve">lucrări la drumuri și șosele, poduri, căi ferate.</w:t>
       </w:r>
     </w:p>
     <w:p>
@@ -8274,7 +8274,7 @@
           <w:szCs w:val="20"/>
           <w:lang w:val="ro-RO"/>
         </w:rPr>
-        <w:t>prelucrarea materialelor de acoperire;</w:t>
+        <w:t xml:space="preserve">prelucrarea materialelor de acoperire.</w:t>
       </w:r>
     </w:p>
     <w:p>
@@ -8940,7 +8940,7 @@
           <w:szCs w:val="20"/>
           <w:lang w:val="ro-RO"/>
         </w:rPr>
-        <w:t>Observații: La predarea echipamentului individual de protecție se va completa procesul verbal de predare – primire.</w:t>
+        <w:t xml:space="preserve">Observații: La predarea echipamentului individual de protecție se va completa procesul-verbal de predare-primire.</w:t>
       </w:r>
     </w:p>
     <w:sectPr>

--- a/packages/document-engine/templates/6_protective_equipment_list.docx
+++ b/packages/document-engine/templates/6_protective_equipment_list.docx
@@ -410,7 +410,7 @@
           <w:szCs w:val="20"/>
           <w:lang w:val="ro-RO"/>
         </w:rPr>
-        <w:t xml:space="preserve">Angajatorul trebuie: </w:t>
+        <w:t xml:space="preserve">Angajatorul trebuie: (...) </w:t>
       </w:r>
       <w:r>
         <w:rPr>

--- a/packages/document-engine/templates/6_protective_equipment_list.docx
+++ b/packages/document-engine/templates/6_protective_equipment_list.docx
@@ -8883,7 +8883,7 @@
           <w:szCs w:val="20"/>
           <w:lang w:val="ro-RO"/>
         </w:rPr>
-        <w:t xml:space="preserve">Pentru {{unequippedPositionsText}} nu a fost stabilit necesar de dotare cu echipament individual de protecție.</w:t>
+        <w:t xml:space="preserve">Pentru {{unequippedPositionsText}} nu este necesară dotarea cu echipament individual de protecție.</w:t>
       </w:r>
     </w:p>
     <w:p>

--- a/packages/document-engine/templates/6_protective_equipment_list.docx
+++ b/packages/document-engine/templates/6_protective_equipment_list.docx
@@ -8328,7 +8328,7 @@
           <w:szCs w:val="20"/>
           <w:lang w:val="ro-RO"/>
         </w:rPr>
-        <w:t xml:space="preserve">Pentru posturile de lucru de mai sus nu a fost stabilit necesar de dotare cu echipament individual de protecție.</w:t>
+        <w:t xml:space="preserve">Pentru posturile de lucru de mai sus nu este necesară dotarea cu echipament individual de protecție.</w:t>
       </w:r>
     </w:p>
     <w:p>

--- a/packages/document-engine/templates/6_protective_equipment_list.docx
+++ b/packages/document-engine/templates/6_protective_equipment_list.docx
@@ -8293,87 +8293,6 @@
       <w:r>
         <w:rPr>
           <w:rFonts w:eastAsia="Arial" w:cs="Arial" w:ascii="Arial" w:hAnsi="Arial"/>
-          <w:b w:val="false"/>
-          <w:color w:val="auto"/>
-          <w:spacing w:val="0"/>
-          <w:w w:val="100"/>
-          <w:sz w:val="20"/>
-          <w:szCs w:val="20"/>
-          <w:lang w:val="ro-RO"/>
-        </w:rPr>
-        <w:t xml:space="preserve">{{^equippedPositions}}</w:t>
-      </w:r>
-    </w:p>
-    <w:p>
-      <w:pPr>
-        <w:pStyle w:val="Normal"/>
-        <w:widowControl/>
-        <w:spacing w:before="240" w:after="120"/>
-        <w:ind w:hanging="0"/>
-        <w:jc w:val="left"/>
-        <w:rPr>
-          <w:rFonts w:ascii="Arial" w:hAnsi="Arial" w:cs="Arial"/>
-          <w:sz w:val="20"/>
-          <w:szCs w:val="20"/>
-        </w:rPr>
-      </w:pPr>
-      <w:r>
-        <w:rPr>
-          <w:rFonts w:eastAsia="Arial" w:cs="Arial" w:ascii="Arial" w:hAnsi="Arial"/>
-          <w:b w:val="false"/>
-          <w:color w:val="auto"/>
-          <w:spacing w:val="0"/>
-          <w:w w:val="100"/>
-          <w:sz w:val="20"/>
-          <w:szCs w:val="20"/>
-          <w:lang w:val="ro-RO"/>
-        </w:rPr>
-        <w:t xml:space="preserve">Pentru posturile de lucru de mai sus nu este necesară dotarea cu echipament individual de protecție.</w:t>
-      </w:r>
-    </w:p>
-    <w:p>
-      <w:pPr>
-        <w:pStyle w:val="Normal"/>
-        <w:widowControl/>
-        <w:spacing w:before="0" w:after="120"/>
-        <w:ind w:hanging="0"/>
-        <w:jc w:val="left"/>
-        <w:rPr>
-          <w:rFonts w:ascii="Arial" w:hAnsi="Arial" w:cs="Arial"/>
-          <w:sz w:val="20"/>
-          <w:szCs w:val="20"/>
-        </w:rPr>
-      </w:pPr>
-      <w:r>
-        <w:rPr>
-          <w:rFonts w:eastAsia="Arial" w:cs="Arial" w:ascii="Arial" w:hAnsi="Arial"/>
-          <w:b w:val="false"/>
-          <w:color w:val="auto"/>
-          <w:spacing w:val="0"/>
-          <w:w w:val="100"/>
-          <w:sz w:val="20"/>
-          <w:szCs w:val="20"/>
-          <w:lang w:val="ro-RO"/>
-        </w:rPr>
-        <w:t xml:space="preserve">{{/equippedPositions}}</w:t>
-      </w:r>
-    </w:p>
-    <w:p>
-      <w:pPr>
-        <w:pStyle w:val="Normal"/>
-        <w:widowControl/>
-        <w:spacing w:before="0" w:after="120"/>
-        <w:ind w:hanging="0"/>
-        <w:jc w:val="left"/>
-        <w:rPr>
-          <w:rFonts w:ascii="Arial" w:hAnsi="Arial" w:cs="Arial"/>
-          <w:sz w:val="20"/>
-          <w:szCs w:val="20"/>
-        </w:rPr>
-      </w:pPr>
-      <w:r>
-        <w:rPr>
-          <w:rFonts w:eastAsia="Arial" w:cs="Arial" w:ascii="Arial" w:hAnsi="Arial"/>
           <w:color w:val="auto"/>
           <w:spacing w:val="0"/>
           <w:w w:val="100"/>
@@ -8916,6 +8835,33 @@
     <w:p>
       <w:pPr>
         <w:pStyle w:val="Normal"/>
+        <w:widowControl/>
+        <w:spacing w:before="0" w:after="120"/>
+        <w:ind w:hanging="0"/>
+        <w:jc w:val="left"/>
+        <w:rPr>
+          <w:rFonts w:ascii="Arial" w:hAnsi="Arial" w:cs="Arial"/>
+          <w:sz w:val="20"/>
+          <w:szCs w:val="20"/>
+        </w:rPr>
+      </w:pPr>
+      <w:r>
+        <w:rPr>
+          <w:rFonts w:eastAsia="Arial" w:cs="Arial" w:ascii="Arial" w:hAnsi="Arial"/>
+          <w:b w:val="false"/>
+          <w:color w:val="auto"/>
+          <w:spacing w:val="0"/>
+          <w:w w:val="100"/>
+          <w:sz w:val="20"/>
+          <w:szCs w:val="20"/>
+          <w:lang w:val="ro-RO"/>
+        </w:rPr>
+        <w:t xml:space="preserve">{{#hasEquippedPositions}}</w:t>
+      </w:r>
+    </w:p>
+    <w:p>
+      <w:pPr>
+        <w:pStyle w:val="Normal"/>
         <w:keepNext w:val="false"/>
         <w:widowControl/>
         <w:spacing w:before="240" w:after="120"/>
@@ -8941,6 +8887,33 @@
           <w:lang w:val="ro-RO"/>
         </w:rPr>
         <w:t xml:space="preserve">Observații: La predarea echipamentului individual de protecție se va completa procesul-verbal de predare-primire.</w:t>
+      </w:r>
+    </w:p>
+    <w:p>
+      <w:pPr>
+        <w:pStyle w:val="Normal"/>
+        <w:widowControl/>
+        <w:spacing w:before="0" w:after="120"/>
+        <w:ind w:hanging="0"/>
+        <w:jc w:val="left"/>
+        <w:rPr>
+          <w:rFonts w:ascii="Arial" w:hAnsi="Arial" w:cs="Arial"/>
+          <w:sz w:val="20"/>
+          <w:szCs w:val="20"/>
+        </w:rPr>
+      </w:pPr>
+      <w:r>
+        <w:rPr>
+          <w:rFonts w:eastAsia="Arial" w:cs="Arial" w:ascii="Arial" w:hAnsi="Arial"/>
+          <w:b w:val="false"/>
+          <w:color w:val="auto"/>
+          <w:spacing w:val="0"/>
+          <w:w w:val="100"/>
+          <w:sz w:val="20"/>
+          <w:szCs w:val="20"/>
+          <w:lang w:val="ro-RO"/>
+        </w:rPr>
+        <w:t xml:space="preserve">{{/hasEquippedPositions}}</w:t>
       </w:r>
     </w:p>
     <w:sectPr>

--- a/packages/document-engine/templates/6_protective_equipment_list.docx
+++ b/packages/document-engine/templates/6_protective_equipment_list.docx
@@ -1159,7 +1159,7 @@
           <w:szCs w:val="20"/>
           <w:lang w:val="ro-RO"/>
         </w:rPr>
-        <w:t>Hotărârea 1048/09.08.2006 stabilește cerințele minime referitoare la echipamentul individual de protecție utilizat de lucrători la locul de muncă.</w:t>
+        <w:t xml:space="preserve">Hotărârea 1048/ 09.08.2006 stabilește cerințele minime referitoare la echipamentul individual de protecție utilizat de lucrători la locul de muncă.</w:t>
       </w:r>
     </w:p>
     <w:p>
@@ -1193,7 +1193,7 @@
           <w:szCs w:val="20"/>
           <w:lang w:val="ro-RO"/>
         </w:rPr>
-        <w:t>Prevederile Legii securității și sănătății în muncă nr. 319/2006 se aplică în totalitate domeniului menționat la art. 1, fără a aduce atingere dispozițiilor mai restrictive și/sau specifice cuprinse în prezenta hotărâre.</w:t>
+        <w:t xml:space="preserve">Prevederile Legii securității și sănătății în muncă nr. 319/ 2006 se aplică în totalitate domeniului menționat la art. 1, fără a aduce atingere dispozițiilor mai restrictive și/ sau specifice cuprinse în prezenta hotărâre.</w:t>
       </w:r>
     </w:p>
     <w:p>
@@ -1564,7 +1564,7 @@
           <w:szCs w:val="20"/>
           <w:lang w:val="ro-RO"/>
         </w:rPr>
-        <w:t xml:space="preserve">(1) Echipamentul individual de protecție trebuie să respecte prevederile Hotărârii Guvernului nr. 115/2004 privind stabilirea cerințelor esențiale de securitate ale echipamentelor individuale de protecție și a condițiilor pentru introducerea lor pe piață, cu modificările ulterioare.</w:t>
+        <w:t xml:space="preserve">(1) Echipamentul individual de protecție trebuie să respecte prevederile Hotărârii Guvernului nr. 115/ 2004 privind stabilirea cerințelor esențiale de securitate ale echipamentelor individuale de protecție și a condițiilor pentru introducerea lor pe piață, cu modificările ulterioare.</w:t>
       </w:r>
     </w:p>
     <w:p>
@@ -1745,7 +1745,7 @@
           <w:szCs w:val="20"/>
           <w:lang w:val="ro-RO"/>
         </w:rPr>
-        <w:t xml:space="preserve">În cazul în care prezența unor riscuri multiple impune purtarea simultană a mai multor echipamente individuale de protecție, aceste echipamente trebuie să fie compatibile și să își păstreze eficacitatea în raport cu riscul/riscurile respectiv/respective.</w:t>
+        <w:t xml:space="preserve">În cazul în care prezența unor riscuri multiple impune purtarea simultană a mai multor echipamente individuale de protecție, aceste echipamente trebuie să fie compatibile și să își păstreze eficacitatea în raport cu riscul/ riscurile respectiv/ respective.</w:t>
       </w:r>
     </w:p>
     <w:p>
@@ -1876,7 +1876,7 @@
           <w:szCs w:val="20"/>
           <w:lang w:val="ro-RO"/>
         </w:rPr>
-        <w:t>În cadrul întreprinderii și/sau unității trebuie să se furnizeze și să fie disponibile informații adecvate privind fiecare echipament individual de protecție impus în conformitate cu art. 5 și 6.</w:t>
+        <w:t xml:space="preserve">În cadrul întreprinderii și/ sau unității trebuie să se furnizeze și să fie disponibile informații adecvate privind fiecare echipament individual de protecție impus în conformitate cu art. 5 și 6.</w:t>
       </w:r>
     </w:p>
     <w:p>
@@ -2355,7 +2355,7 @@
           <w:szCs w:val="20"/>
           <w:lang w:val="ro-RO"/>
         </w:rPr>
-        <w:t xml:space="preserve">(1) Fără a aduce atingere prevederilor art. 6-16, Ministerul Muncii, Solidarității Sociale și Familiei stabilește reguli generale pentru utilizarea echipamentului individual de protecție și/sau reguli care reglementează cazurile și situațiile în care angajatorul trebuie să furnizeze echipamentul individual de protecție, luând în considerare reglementările tehnice române care transpun legislația comunitară privind libera circulație a acestui echipament.</w:t>
+        <w:t xml:space="preserve">(1) Fără a aduce atingere prevederilor art. 6-16, Ministerul Muncii, Solidarității Sociale și Familiei stabilește reguli generale pentru utilizarea echipamentului individual de protecție și/ sau reguli care reglementează cazurile și situațiile în care angajatorul trebuie să furnizeze echipamentul individual de protecție, luând în considerare reglementările tehnice române care transpun legislația comunitară privind libera circulație a acestui echipament.</w:t>
       </w:r>
     </w:p>
     <w:p>
@@ -2558,7 +2558,7 @@
           <w:szCs w:val="20"/>
           <w:lang w:val="ro-RO"/>
         </w:rPr>
-        <w:t xml:space="preserve">Fără a aduce atingere prevederilor art. 16 din Legea securității și sănătății în muncă nr. 319/2006, lucrătorii și/sau reprezentanții acestora sunt informați cu privire la toate măsurile ce trebuie luate în domeniul securității și sănătății lucrătorilor, atunci când aceștia utilizează echipamente individuale de protecție la locul de muncă.</w:t>
+        <w:t xml:space="preserve">Fără a aduce atingere prevederilor art. 16 din Legea securității și sănătății în muncă nr. 319/ 2006, lucrătorii și/ sau reprezentanții acestora sunt informați cu privire la toate măsurile ce trebuie luate în domeniul securității și sănătății lucrătorilor, atunci când aceștia utilizează echipamente individuale de protecție la locul de muncă.</w:t>
       </w:r>
     </w:p>
     <w:p>
@@ -2604,7 +2604,7 @@
           <w:szCs w:val="20"/>
           <w:lang w:val="ro-RO"/>
         </w:rPr>
-        <w:t xml:space="preserve">Consultarea și participarea lucrătorilor și/sau a reprezentanților acestora cu privire la problemele la care se face referire în acest document, inclusiv în anexele acestuia, se desfășoară în conformitate cu prevederile art. 18 din Legea nr. 319/2006.</w:t>
+        <w:t xml:space="preserve">Consultarea și participarea lucrătorilor și/ sau a reprezentanților acestora cu privire la problemele la care se face referire în acest document, inclusiv în anexele acestuia, se desfășoară în conformitate cu prevederile art. 18 din Legea nr. 319/ 2006.</w:t>
       </w:r>
     </w:p>
     <w:p>
@@ -4713,7 +4713,7 @@
           <w:szCs w:val="20"/>
           <w:lang w:val="ro-RO"/>
         </w:rPr>
-        <w:t>creme de protecție/unguente.</w:t>
+        <w:t xml:space="preserve">creme de protecție/ unguente.</w:t>
       </w:r>
     </w:p>
     <w:p>
@@ -6894,7 +6894,7 @@
           <w:szCs w:val="20"/>
           <w:lang w:val="ro-RO"/>
         </w:rPr>
-        <w:t>Semimăști/Aparate de protecție respiratorie:</w:t>
+        <w:t xml:space="preserve">Semimăști/ Aparate de protecție respiratorie:</w:t>
       </w:r>
     </w:p>
     <w:p>

--- a/packages/document-engine/templates/6_protective_equipment_list.docx
+++ b/packages/document-engine/templates/6_protective_equipment_list.docx
@@ -1193,7 +1193,7 @@
           <w:szCs w:val="20"/>
           <w:lang w:val="ro-RO"/>
         </w:rPr>
-        <w:t xml:space="preserve">Prevederile Legii securității și sănătății în muncă nr. 319/ 2006 se aplică în totalitate domeniului menționat la art. 1, fără a aduce atingere dispozițiilor mai restrictive și/ sau specifice cuprinse în prezenta hotărâre.</w:t>
+        <w:t xml:space="preserve">Prevederile Legii securității și sănătății în muncă nr. 319/ 2006 se aplică în totalitate domeniului menționat la art. 1, fără a aduce atingere dispozițiilor mai restrictive și/ sau specifice cuprinse în H.G. 1048/ 2006.</w:t>
       </w:r>
     </w:p>
     <w:p>

--- a/packages/document-engine/templates/6_protective_equipment_list.docx
+++ b/packages/document-engine/templates/6_protective_equipment_list.docx
@@ -5617,9 +5617,7 @@
         </w:tc>
       </w:tr>
       <w:tr>
-        <w:trPr>
-          <w:cantSplit/>
-        </w:trPr>
+        <w:trPr/>
         <w:tc>
           <w:tcPr>
             <w:tcW w:w="9355" w:type="dxa"/>
@@ -5661,9 +5659,7 @@
         </w:tc>
       </w:tr>
       <w:tr>
-        <w:trPr>
-          <w:cantSplit/>
-        </w:trPr>
+        <w:trPr/>
         <w:tc>
           <w:tcPr>
             <w:tcW w:w="1500" w:type="dxa"/>
@@ -6594,9 +6590,7 @@
         </w:tc>
       </w:tr>
       <w:tr>
-        <w:trPr>
-          <w:cantSplit/>
-        </w:trPr>
+        <w:trPr/>
         <w:tc>
           <w:tcPr>
             <w:tcW w:w="1500" w:type="dxa"/>
@@ -7371,9 +7365,7 @@
         </w:tc>
       </w:tr>
       <w:tr>
-        <w:trPr>
-          <w:cantSplit/>
-        </w:trPr>
+        <w:trPr/>
         <w:tc>
           <w:tcPr>
             <w:tcW w:w="1500" w:type="dxa"/>
@@ -8434,9 +8426,7 @@
         </w:tc>
       </w:tr>
       <w:tr>
-        <w:trPr>
-          <w:cantSplit/>
-        </w:trPr>
+        <w:trPr/>
         <w:tc>
           <w:tcPr>
             <w:tcW w:w="1500" w:type="dxa"/>
@@ -8821,9 +8811,7 @@
         </w:tc>
       </w:tr>
       <w:tr>
-        <w:trPr>
-          <w:cantSplit/>
-        </w:trPr>
+        <w:trPr/>
         <w:tc>
           <w:tcPr>
             <w:tcW w:w="1500" w:type="dxa"/>
@@ -9286,9 +9274,7 @@
         </w:tc>
       </w:tr>
       <w:tr>
-        <w:trPr>
-          <w:cantSplit/>
-        </w:trPr>
+        <w:trPr/>
         <w:tc>
           <w:tcPr>
             <w:tcW w:w="1500" w:type="dxa"/>
@@ -9517,9 +9503,7 @@
         </w:tc>
       </w:tr>
       <w:tr>
-        <w:trPr>
-          <w:cantSplit/>
-        </w:trPr>
+        <w:trPr/>
         <w:tc>
           <w:tcPr>
             <w:tcW w:w="1500" w:type="dxa"/>
@@ -9774,9 +9758,7 @@
         </w:tc>
       </w:tr>
       <w:tr>
-        <w:trPr>
-          <w:cantSplit/>
-        </w:trPr>
+        <w:trPr/>
         <w:tc>
           <w:tcPr>
             <w:tcW w:w="1500" w:type="dxa"/>
@@ -10083,9 +10065,7 @@
         </w:tc>
       </w:tr>
       <w:tr>
-        <w:trPr>
-          <w:cantSplit/>
-        </w:trPr>
+        <w:trPr/>
         <w:tc>
           <w:tcPr>
             <w:tcW w:w="1500" w:type="dxa"/>
@@ -10808,9 +10788,7 @@
         </w:tc>
       </w:tr>
       <w:tr>
-        <w:trPr>
-          <w:cantSplit/>
-        </w:trPr>
+        <w:trPr/>
         <w:tc>
           <w:tcPr>
             <w:tcW w:w="1500" w:type="dxa"/>
@@ -11299,9 +11277,7 @@
         </w:tc>
       </w:tr>
       <w:tr>
-        <w:trPr>
-          <w:cantSplit/>
-        </w:trPr>
+        <w:trPr/>
         <w:tc>
           <w:tcPr>
             <w:tcW w:w="1500" w:type="dxa"/>
@@ -11504,9 +11480,7 @@
         </w:tc>
       </w:tr>
       <w:tr>
-        <w:trPr>
-          <w:cantSplit/>
-        </w:trPr>
+        <w:trPr/>
         <w:tc>
           <w:tcPr>
             <w:tcW w:w="1500" w:type="dxa"/>
@@ -11787,9 +11761,7 @@
         </w:tc>
       </w:tr>
       <w:tr>
-        <w:trPr>
-          <w:cantSplit/>
-        </w:trPr>
+        <w:trPr/>
         <w:tc>
           <w:tcPr>
             <w:tcW w:w="1500" w:type="dxa"/>
@@ -12148,9 +12120,7 @@
         </w:tc>
       </w:tr>
       <w:tr>
-        <w:trPr>
-          <w:cantSplit/>
-        </w:trPr>
+        <w:trPr/>
         <w:tc>
           <w:tcPr>
             <w:tcW w:w="1500" w:type="dxa"/>
@@ -12509,9 +12479,7 @@
         </w:tc>
       </w:tr>
       <w:tr>
-        <w:trPr>
-          <w:cantSplit/>
-        </w:trPr>
+        <w:trPr/>
         <w:tc>
           <w:tcPr>
             <w:tcW w:w="9355" w:type="dxa"/>
@@ -12553,9 +12521,7 @@
         </w:tc>
       </w:tr>
       <w:tr>
-        <w:trPr>
-          <w:cantSplit/>
-        </w:trPr>
+        <w:trPr/>
         <w:tc>
           <w:tcPr>
             <w:tcW w:w="1500" w:type="dxa"/>
@@ -13018,9 +12984,7 @@
         </w:tc>
       </w:tr>
       <w:tr>
-        <w:trPr>
-          <w:cantSplit/>
-        </w:trPr>
+        <w:trPr/>
         <w:tc>
           <w:tcPr>
             <w:tcW w:w="9355" w:type="dxa"/>
@@ -13062,9 +13026,7 @@
         </w:tc>
       </w:tr>
       <w:tr>
-        <w:trPr>
-          <w:cantSplit/>
-        </w:trPr>
+        <w:trPr/>
         <w:tc>
           <w:tcPr>
             <w:tcW w:w="1500" w:type="dxa"/>
@@ -13371,9 +13333,7 @@
         </w:tc>
       </w:tr>
       <w:tr>
-        <w:trPr>
-          <w:cantSplit/>
-        </w:trPr>
+        <w:trPr/>
         <w:tc>
           <w:tcPr>
             <w:tcW w:w="1500" w:type="dxa"/>
@@ -13680,9 +13640,7 @@
         </w:tc>
       </w:tr>
       <w:tr>
-        <w:trPr>
-          <w:cantSplit/>
-        </w:trPr>
+        <w:trPr/>
         <w:tc>
           <w:tcPr>
             <w:tcW w:w="1500" w:type="dxa"/>
@@ -13989,9 +13947,7 @@
         </w:tc>
       </w:tr>
       <w:tr>
-        <w:trPr>
-          <w:cantSplit/>
-        </w:trPr>
+        <w:trPr/>
         <w:tc>
           <w:tcPr>
             <w:tcW w:w="1500" w:type="dxa"/>
@@ -14272,9 +14228,7 @@
         </w:tc>
       </w:tr>
       <w:tr>
-        <w:trPr>
-          <w:cantSplit/>
-        </w:trPr>
+        <w:trPr/>
         <w:tc>
           <w:tcPr>
             <w:tcW w:w="1500" w:type="dxa"/>
@@ -14529,9 +14483,7 @@
         </w:tc>
       </w:tr>
       <w:tr>
-        <w:trPr>
-          <w:cantSplit/>
-        </w:trPr>
+        <w:trPr/>
         <w:tc>
           <w:tcPr>
             <w:tcW w:w="1500" w:type="dxa"/>
@@ -14786,9 +14738,7 @@
         </w:tc>
       </w:tr>
       <w:tr>
-        <w:trPr>
-          <w:cantSplit/>
-        </w:trPr>
+        <w:trPr/>
         <w:tc>
           <w:tcPr>
             <w:tcW w:w="1500" w:type="dxa"/>
@@ -15199,9 +15149,7 @@
         </w:tc>
       </w:tr>
       <w:tr>
-        <w:trPr>
-          <w:cantSplit/>
-        </w:trPr>
+        <w:trPr/>
         <w:tc>
           <w:tcPr>
             <w:tcW w:w="1500" w:type="dxa"/>
@@ -15586,9 +15534,7 @@
         </w:tc>
       </w:tr>
       <w:tr>
-        <w:trPr>
-          <w:cantSplit/>
-        </w:trPr>
+        <w:trPr/>
         <w:tc>
           <w:tcPr>
             <w:tcW w:w="9355" w:type="dxa"/>
@@ -15630,9 +15576,7 @@
         </w:tc>
       </w:tr>
       <w:tr>
-        <w:trPr>
-          <w:cantSplit/>
-        </w:trPr>
+        <w:trPr/>
         <w:tc>
           <w:tcPr>
             <w:tcW w:w="1500" w:type="dxa"/>
@@ -16095,9 +16039,7 @@
         </w:tc>
       </w:tr>
       <w:tr>
-        <w:trPr>
-          <w:cantSplit/>
-        </w:trPr>
+        <w:trPr/>
         <w:tc>
           <w:tcPr>
             <w:tcW w:w="1500" w:type="dxa"/>
@@ -16534,9 +16476,7 @@
         </w:tc>
       </w:tr>
       <w:tr>
-        <w:trPr>
-          <w:cantSplit/>
-        </w:trPr>
+        <w:trPr/>
         <w:tc>
           <w:tcPr>
             <w:tcW w:w="9355" w:type="dxa"/>
@@ -16578,9 +16518,7 @@
         </w:tc>
       </w:tr>
       <w:tr>
-        <w:trPr>
-          <w:cantSplit/>
-        </w:trPr>
+        <w:trPr/>
         <w:tc>
           <w:tcPr>
             <w:tcW w:w="1500" w:type="dxa"/>
@@ -16809,9 +16747,7 @@
         </w:tc>
       </w:tr>
       <w:tr>
-        <w:trPr>
-          <w:cantSplit/>
-        </w:trPr>
+        <w:trPr/>
         <w:tc>
           <w:tcPr>
             <w:tcW w:w="1500" w:type="dxa"/>
@@ -17196,9 +17132,7 @@
         </w:tc>
       </w:tr>
       <w:tr>
-        <w:trPr>
-          <w:cantSplit/>
-        </w:trPr>
+        <w:trPr/>
         <w:tc>
           <w:tcPr>
             <w:tcW w:w="1500" w:type="dxa"/>
@@ -17739,9 +17673,7 @@
         </w:tc>
       </w:tr>
       <w:tr>
-        <w:trPr>
-          <w:cantSplit/>
-        </w:trPr>
+        <w:trPr/>
         <w:tc>
           <w:tcPr>
             <w:tcW w:w="1500" w:type="dxa"/>
@@ -18100,9 +18032,7 @@
         </w:tc>
       </w:tr>
       <w:tr>
-        <w:trPr>
-          <w:cantSplit/>
-        </w:trPr>
+        <w:trPr/>
         <w:tc>
           <w:tcPr>
             <w:tcW w:w="1500" w:type="dxa"/>
@@ -18461,9 +18391,7 @@
         </w:tc>
       </w:tr>
       <w:tr>
-        <w:trPr>
-          <w:cantSplit/>
-        </w:trPr>
+        <w:trPr/>
         <w:tc>
           <w:tcPr>
             <w:tcW w:w="1500" w:type="dxa"/>
@@ -18822,9 +18750,7 @@
         </w:tc>
       </w:tr>
       <w:tr>
-        <w:trPr>
-          <w:cantSplit/>
-        </w:trPr>
+        <w:trPr/>
         <w:tc>
           <w:tcPr>
             <w:tcW w:w="1500" w:type="dxa"/>
@@ -19079,9 +19005,7 @@
         </w:tc>
       </w:tr>
       <w:tr>
-        <w:trPr>
-          <w:cantSplit/>
-        </w:trPr>
+        <w:trPr/>
         <w:tc>
           <w:tcPr>
             <w:tcW w:w="1500" w:type="dxa"/>
@@ -19567,9 +19491,7 @@
         </w:tc>
       </w:tr>
       <w:tr>
-        <w:trPr>
-          <w:cantSplit/>
-        </w:trPr>
+        <w:trPr/>
         <w:tc>
           <w:tcPr>
             <w:tcW w:w="9355" w:type="dxa"/>
@@ -19611,9 +19533,7 @@
         </w:tc>
       </w:tr>
       <w:tr>
-        <w:trPr>
-          <w:cantSplit/>
-        </w:trPr>
+        <w:trPr/>
         <w:tc>
           <w:tcPr>
             <w:tcW w:w="1500" w:type="dxa"/>
@@ -20258,9 +20178,7 @@
         </w:tc>
       </w:tr>
       <w:tr>
-        <w:trPr>
-          <w:cantSplit/>
-        </w:trPr>
+        <w:trPr/>
         <w:tc>
           <w:tcPr>
             <w:tcW w:w="1500" w:type="dxa"/>
@@ -20541,9 +20459,7 @@
         </w:tc>
       </w:tr>
       <w:tr>
-        <w:trPr>
-          <w:cantSplit/>
-        </w:trPr>
+        <w:trPr/>
         <w:tc>
           <w:tcPr>
             <w:tcW w:w="1500" w:type="dxa"/>
@@ -20928,9 +20844,7 @@
         </w:tc>
       </w:tr>
       <w:tr>
-        <w:trPr>
-          <w:cantSplit/>
-        </w:trPr>
+        <w:trPr/>
         <w:tc>
           <w:tcPr>
             <w:tcW w:w="1500" w:type="dxa"/>
@@ -21185,9 +21099,7 @@
         </w:tc>
       </w:tr>
       <w:tr>
-        <w:trPr>
-          <w:cantSplit/>
-        </w:trPr>
+        <w:trPr/>
         <w:tc>
           <w:tcPr>
             <w:tcW w:w="1500" w:type="dxa"/>
@@ -21442,9 +21354,7 @@
         </w:tc>
       </w:tr>
       <w:tr>
-        <w:trPr>
-          <w:cantSplit/>
-        </w:trPr>
+        <w:trPr/>
         <w:tc>
           <w:tcPr>
             <w:tcW w:w="1500" w:type="dxa"/>
@@ -21751,9 +21661,7 @@
         </w:tc>
       </w:tr>
       <w:tr>
-        <w:trPr>
-          <w:cantSplit/>
-        </w:trPr>
+        <w:trPr/>
         <w:tc>
           <w:tcPr>
             <w:tcW w:w="1500" w:type="dxa"/>
@@ -22008,9 +21916,7 @@
         </w:tc>
       </w:tr>
       <w:tr>
-        <w:trPr>
-          <w:cantSplit/>
-        </w:trPr>
+        <w:trPr/>
         <w:tc>
           <w:tcPr>
             <w:tcW w:w="9355" w:type="dxa"/>
@@ -22052,9 +21958,7 @@
         </w:tc>
       </w:tr>
       <w:tr>
-        <w:trPr>
-          <w:cantSplit/>
-        </w:trPr>
+        <w:trPr/>
         <w:tc>
           <w:tcPr>
             <w:tcW w:w="1500" w:type="dxa"/>
@@ -22439,9 +22343,7 @@
         </w:tc>
       </w:tr>
       <w:tr>
-        <w:trPr>
-          <w:cantSplit/>
-        </w:trPr>
+        <w:trPr/>
         <w:tc>
           <w:tcPr>
             <w:tcW w:w="1500" w:type="dxa"/>
@@ -22696,9 +22598,7 @@
         </w:tc>
       </w:tr>
       <w:tr>
-        <w:trPr>
-          <w:cantSplit/>
-        </w:trPr>
+        <w:trPr/>
         <w:tc>
           <w:tcPr>
             <w:tcW w:w="1500" w:type="dxa"/>
@@ -22953,9 +22853,7 @@
         </w:tc>
       </w:tr>
       <w:tr>
-        <w:trPr>
-          <w:cantSplit/>
-        </w:trPr>
+        <w:trPr/>
         <w:tc>
           <w:tcPr>
             <w:tcW w:w="1500" w:type="dxa"/>
@@ -23262,9 +23160,7 @@
         </w:tc>
       </w:tr>
       <w:tr>
-        <w:trPr>
-          <w:cantSplit/>
-        </w:trPr>
+        <w:trPr/>
         <w:tc>
           <w:tcPr>
             <w:tcW w:w="9355" w:type="dxa"/>
@@ -23306,9 +23202,7 @@
         </w:tc>
       </w:tr>
       <w:tr>
-        <w:trPr>
-          <w:cantSplit/>
-        </w:trPr>
+        <w:trPr/>
         <w:tc>
           <w:tcPr>
             <w:tcW w:w="1500" w:type="dxa"/>
@@ -23875,9 +23769,7 @@
         </w:tc>
       </w:tr>
       <w:tr>
-        <w:trPr>
-          <w:cantSplit/>
-        </w:trPr>
+        <w:trPr/>
         <w:tc>
           <w:tcPr>
             <w:tcW w:w="1500" w:type="dxa"/>
@@ -24340,9 +24232,7 @@
         </w:tc>
       </w:tr>
       <w:tr>
-        <w:trPr>
-          <w:cantSplit/>
-        </w:trPr>
+        <w:trPr/>
         <w:tc>
           <w:tcPr>
             <w:tcW w:w="1500" w:type="dxa"/>
@@ -24805,9 +24695,7 @@
         </w:tc>
       </w:tr>
       <w:tr>
-        <w:trPr>
-          <w:cantSplit/>
-        </w:trPr>
+        <w:trPr/>
         <w:tc>
           <w:tcPr>
             <w:tcW w:w="1500" w:type="dxa"/>
@@ -25397,9 +25285,7 @@
         </w:tc>
       </w:tr>
       <w:tr>
-        <w:trPr>
-          <w:cantSplit/>
-        </w:trPr>
+        <w:trPr/>
         <w:tc>
           <w:tcPr>
             <w:tcW w:w="9355" w:type="dxa"/>
@@ -25441,9 +25327,7 @@
         </w:tc>
       </w:tr>
       <w:tr>
-        <w:trPr>
-          <w:cantSplit/>
-        </w:trPr>
+        <w:trPr/>
         <w:tc>
           <w:tcPr>
             <w:tcW w:w="1500" w:type="dxa"/>
@@ -25854,9 +25738,7 @@
         </w:tc>
       </w:tr>
       <w:tr>
-        <w:trPr>
-          <w:cantSplit/>
-        </w:trPr>
+        <w:trPr/>
         <w:tc>
           <w:tcPr>
             <w:tcW w:w="1500" w:type="dxa"/>
@@ -26371,9 +26253,7 @@
         </w:tc>
       </w:tr>
       <w:tr>
-        <w:trPr>
-          <w:cantSplit/>
-        </w:trPr>
+        <w:trPr/>
         <w:tc>
           <w:tcPr>
             <w:tcW w:w="9355" w:type="dxa"/>
@@ -26415,9 +26295,7 @@
         </w:tc>
       </w:tr>
       <w:tr>
-        <w:trPr>
-          <w:cantSplit/>
-        </w:trPr>
+        <w:trPr/>
         <w:tc>
           <w:tcPr>
             <w:tcW w:w="1500" w:type="dxa"/>
@@ -26932,9 +26810,7 @@
         </w:tc>
       </w:tr>
       <w:tr>
-        <w:trPr>
-          <w:cantSplit/>
-        </w:trPr>
+        <w:trPr/>
         <w:tc>
           <w:tcPr>
             <w:tcW w:w="1500" w:type="dxa"/>
@@ -27345,9 +27221,7 @@
         </w:tc>
       </w:tr>
       <w:tr>
-        <w:trPr>
-          <w:cantSplit/>
-        </w:trPr>
+        <w:trPr/>
         <w:tc>
           <w:tcPr>
             <w:tcW w:w="1500" w:type="dxa"/>
@@ -27758,9 +27632,7 @@
         </w:tc>
       </w:tr>
       <w:tr>
-        <w:trPr>
-          <w:cantSplit/>
-        </w:trPr>
+        <w:trPr/>
         <w:tc>
           <w:tcPr>
             <w:tcW w:w="1500" w:type="dxa"/>
@@ -28171,9 +28043,7 @@
         </w:tc>
       </w:tr>
       <w:tr>
-        <w:trPr>
-          <w:cantSplit/>
-        </w:trPr>
+        <w:trPr/>
         <w:tc>
           <w:tcPr>
             <w:tcW w:w="1500" w:type="dxa"/>
@@ -28584,9 +28454,7 @@
         </w:tc>
       </w:tr>
       <w:tr>
-        <w:trPr>
-          <w:cantSplit/>
-        </w:trPr>
+        <w:trPr/>
         <w:tc>
           <w:tcPr>
             <w:tcW w:w="9355" w:type="dxa"/>
@@ -28628,9 +28496,7 @@
         </w:tc>
       </w:tr>
       <w:tr>
-        <w:trPr>
-          <w:cantSplit/>
-        </w:trPr>
+        <w:trPr/>
         <w:tc>
           <w:tcPr>
             <w:tcW w:w="1500" w:type="dxa"/>
@@ -29428,9 +29294,7 @@
         </w:tc>
       </w:tr>
       <w:tr>
-        <w:trPr>
-          <w:cantSplit/>
-        </w:trPr>
+        <w:trPr/>
         <w:tc>
           <w:tcPr>
             <w:tcW w:w="1500" w:type="dxa"/>
@@ -29815,9 +29679,7 @@
         </w:tc>
       </w:tr>
       <w:tr>
-        <w:trPr>
-          <w:cantSplit/>
-        </w:trPr>
+        <w:trPr/>
         <w:tc>
           <w:tcPr>
             <w:tcW w:w="1500" w:type="dxa"/>
@@ -30176,9 +30038,7 @@
         </w:tc>
       </w:tr>
       <w:tr>
-        <w:trPr>
-          <w:cantSplit/>
-        </w:trPr>
+        <w:trPr/>
         <w:tc>
           <w:tcPr>
             <w:tcW w:w="1500" w:type="dxa"/>
@@ -30355,9 +30215,7 @@
         </w:tc>
       </w:tr>
       <w:tr>
-        <w:trPr>
-          <w:cantSplit/>
-        </w:trPr>
+        <w:trPr/>
         <w:tc>
           <w:tcPr>
             <w:tcW w:w="1500" w:type="dxa"/>

--- a/packages/document-engine/templates/6_protective_equipment_list.docx
+++ b/packages/document-engine/templates/6_protective_equipment_list.docx
@@ -354,7 +354,7 @@
           <w:szCs w:val="20"/>
           <w:lang w:val="ro-RO"/>
         </w:rPr>
-        <w:t xml:space="preserve">(Preluare din Legea 319/ 2006 – Art. 12 alin. (1)) Angajatorul are următoarele obligații: (...) b) să decidă asupra măsurilor de protecție care trebuie luate și, după caz, asupra echipamentului de protecție care trebuie utilizat; (...)</w:t>
+        <w:t xml:space="preserve">(Preluare din Legea 319/2006 – Art. 12 alin. (1)) Angajatorul are următoarele obligații: (...) b) să decidă asupra măsurilor de protecție care trebuie luate și, după caz, asupra echipamentului de protecție care trebuie utilizat; (...)</w:t>
       </w:r>
     </w:p>
     <w:p>
@@ -381,7 +381,7 @@
           <w:szCs w:val="20"/>
           <w:lang w:val="ro-RO"/>
         </w:rPr>
-        <w:t xml:space="preserve">Prezenta listă identifică echipamentele individuale de protecție necesare pentru posturile de lucru din cadrul {{client.legalName}} și stabilește necesarul de dotare a lucrătorilor cu echipament individual de protecție. Identificarea acestor echipamente și întocmirea necesarului de dotare sunt activități de prevenire și protecție prevăzute de H.G. 1425/ 2006 la art. 15 alin. (1) pct. 20 și se fac conform H.G. 1048/ 2006 privind cerințele minime de securitate și sănătate pentru utilizarea de către lucrători a echipamentelor individuale de protecție la locul de muncă.</w:t>
+        <w:t xml:space="preserve">Prezenta listă identifică echipamentele individuale de protecție necesare pentru posturile de lucru din cadrul {{client.legalName}} și stabilește necesarul de dotare a lucrătorilor cu echipament individual de protecție. Identificarea acestor echipamente și întocmirea necesarului de dotare sunt activități de prevenire și protecție prevăzute de H.G. 1425/2006 la art. 15 alin. (1) pct. 20 și se fac conform H.G. 1048/2006 privind cerințele minime de securitate și sănătate pentru utilizarea de către lucrători a echipamentelor individuale de protecție la locul de muncă.</w:t>
       </w:r>
     </w:p>
     <w:p>
@@ -916,7 +916,7 @@
           <w:szCs w:val="20"/>
           <w:lang w:val="ro-RO"/>
         </w:rPr>
-        <w:t xml:space="preserve">Cerințele minime de securitate și sănătate pentru acordarea și utilizarea echipamentului individual de protecție sunt cele stabilite de H.G. 1048/ 2006, republicată în Monitorul Oficial al României, Partea I, nr. 338 din 6 aprilie 2022, reproduse în continuare.</w:t>
+        <w:t xml:space="preserve">Cerințele minime de securitate și sănătate pentru acordarea și utilizarea echipamentului individual de protecție sunt cele stabilite de H.G. 1048/2006, republicată în Monitorul Oficial al României, Partea I, nr. 338 din 6 aprilie 2022, reproduse în continuare.</w:t>
       </w:r>
     </w:p>
     <w:p>
@@ -972,7 +972,7 @@
           <w:szCs w:val="20"/>
           <w:lang w:val="ro-RO"/>
         </w:rPr>
-        <w:t xml:space="preserve">(Preluare din H.G. 1048/ 2006 – Art. 1) Prezenta hotărâre stabilește cerințele minime referitoare la echipamentul individual de protecție utilizat de lucrători la locul de muncă.</w:t>
+        <w:t xml:space="preserve">(Preluare din H.G. 1048/2006 – Art. 1) Prezenta hotărâre stabilește cerințele minime referitoare la echipamentul individual de protecție utilizat de lucrători la locul de muncă.</w:t>
       </w:r>
     </w:p>
     <w:p>
@@ -1000,7 +1000,7 @@
           <w:szCs w:val="20"/>
           <w:lang w:val="ro-RO"/>
         </w:rPr>
-        <w:t xml:space="preserve">(Preluare din H.G. 1048/ 2006 – Art. 2) Prevederile Legii securității și sănătății în muncă nr. 319/ 2006, cu modificările și completările ulterioare, se aplică în totalitate domeniului menționat la art. 1, fără a aduce atingere dispozițiilor mai restrictive și/ sau specifice cuprinse în prezenta hotărâre.</w:t>
+        <w:t xml:space="preserve">(Preluare din H.G. 1048/2006 – Art. 2) Prevederile Legii 319/2006, cu modificările și completările ulterioare, se aplică în totalitate domeniului menționat la art. 1, fără a aduce atingere dispozițiilor mai restrictive și/ sau specifice cuprinse în prezenta hotărâre.</w:t>
       </w:r>
     </w:p>
     <w:p>
@@ -1028,7 +1028,7 @@
           <w:szCs w:val="20"/>
           <w:lang w:val="ro-RO"/>
         </w:rPr>
-        <w:t xml:space="preserve">(Preluare din H.G. 1048/ 2006 – Art. 3)</w:t>
+        <w:t xml:space="preserve">(Preluare din H.G. 1048/2006 – Art. 3)</w:t>
       </w:r>
     </w:p>
     <w:p>
@@ -1332,7 +1332,7 @@
           <w:szCs w:val="20"/>
           <w:lang w:val="ro-RO"/>
         </w:rPr>
-        <w:t xml:space="preserve">(Preluare din H.G. 1048/ 2006 – Art. 4) Echipamentul individual de protecție trebuie utilizat atunci când riscurile nu pot fi evitate sau limitate suficient prin mijloacele tehnice de protecție colectivă ori prin măsurile, metodele sau procedurile de organizare a muncii.</w:t>
+        <w:t xml:space="preserve">(Preluare din H.G. 1048/2006 – Art. 4) Echipamentul individual de protecție trebuie utilizat atunci când riscurile nu pot fi evitate sau limitate suficient prin mijloacele tehnice de protecție colectivă ori prin măsurile, metodele sau procedurile de organizare a muncii.</w:t>
       </w:r>
     </w:p>
     <w:p>
@@ -1388,7 +1388,7 @@
           <w:szCs w:val="20"/>
           <w:lang w:val="ro-RO"/>
         </w:rPr>
-        <w:t xml:space="preserve">(Preluare din H.G. 1048/ 2006 – Art. 5)</w:t>
+        <w:t xml:space="preserve">(Preluare din H.G. 1048/2006 – Art. 5)</w:t>
       </w:r>
     </w:p>
     <w:p>
@@ -1605,7 +1605,7 @@
           <w:szCs w:val="20"/>
           <w:lang w:val="ro-RO"/>
         </w:rPr>
-        <w:t xml:space="preserve">(Preluare din H.G. 1048/ 2006 – Art. 6) În cazul în care prezența unor riscuri multiple impune purtarea simultană a mai multor echipamente individuale de protecție, aceste echipamente trebuie să fie compatibile și să își păstreze eficacitatea în raport cu riscul/ riscurile respectiv/ respective.</w:t>
+        <w:t xml:space="preserve">(Preluare din H.G. 1048/2006 – Art. 6) În cazul în care prezența unor riscuri multiple impune purtarea simultană a mai multor echipamente individuale de protecție, aceste echipamente trebuie să fie compatibile și să își păstreze eficacitatea în raport cu riscul/ riscurile respectiv/ respective.</w:t>
       </w:r>
     </w:p>
     <w:p>
@@ -1633,7 +1633,7 @@
           <w:szCs w:val="20"/>
           <w:lang w:val="ro-RO"/>
         </w:rPr>
-        <w:t xml:space="preserve">(Preluare din H.G. 1048/ 2006 – Art. 7) Condițiile de utilizare a echipamentului individual de protecție, în special durata purtării, sunt determinate în funcție de gravitatea riscului, frecvența expunerii la risc, caracteristicile postului de lucru al fiecărui lucrător și de performanța echipamentului individual de protecție.</w:t>
+        <w:t xml:space="preserve">(Preluare din H.G. 1048/2006 – Art. 7) Condițiile de utilizare a echipamentului individual de protecție, în special durata purtării, sunt determinate în funcție de gravitatea riscului, frecvența expunerii la risc, caracteristicile postului de lucru al fiecărui lucrător și de performanța echipamentului individual de protecție.</w:t>
       </w:r>
     </w:p>
     <w:p>
@@ -1661,7 +1661,7 @@
           <w:szCs w:val="20"/>
           <w:lang w:val="ro-RO"/>
         </w:rPr>
-        <w:t xml:space="preserve">(Preluare din H.G. 1048/ 2006 – Art. 8)</w:t>
+        <w:t xml:space="preserve">(Preluare din H.G. 1048/2006 – Art. 8)</w:t>
       </w:r>
     </w:p>
     <w:p>
@@ -1761,7 +1761,7 @@
           <w:szCs w:val="20"/>
           <w:lang w:val="ro-RO"/>
         </w:rPr>
-        <w:t xml:space="preserve">(Preluare din H.G. 1048/ 2006 – Art. 9) În cadrul întreprinderii și/ sau unității trebuie să se furnizeze și să fie disponibile informații adecvate privind fiecare echipament individual de protecție impus în conformitate cu art. 5 și 6.</w:t>
+        <w:t xml:space="preserve">(Preluare din H.G. 1048/2006 – Art. 9) În cadrul întreprinderii și/ sau unității trebuie să se furnizeze și să fie disponibile informații adecvate privind fiecare echipament individual de protecție impus în conformitate cu art. 5 și 6.</w:t>
       </w:r>
     </w:p>
     <w:p>
@@ -1789,7 +1789,7 @@
           <w:szCs w:val="20"/>
           <w:lang w:val="ro-RO"/>
         </w:rPr>
-        <w:t xml:space="preserve">(Preluare din H.G. 1048/ 2006 – Art. 10) Echipamentul individual de protecție se distribuie gratuit de angajator, care asigură buna sa funcționare și o stare de igienă satisfăcătoare prin intermediul întreținerii, reparării și înlocuirilor necesare.</w:t>
+        <w:t xml:space="preserve">(Preluare din H.G. 1048/2006 – Art. 10) Echipamentul individual de protecție se distribuie gratuit de angajator, care asigură buna sa funcționare și o stare de igienă satisfăcătoare prin intermediul întreținerii, reparării și înlocuirilor necesare.</w:t>
       </w:r>
     </w:p>
     <w:p>
@@ -1817,7 +1817,7 @@
           <w:szCs w:val="20"/>
           <w:lang w:val="ro-RO"/>
         </w:rPr>
-        <w:t xml:space="preserve">(Preluare din H.G. 1048/ 2006 – Art. 11) Angajatorul informează mai întâi lucrătorul despre riscurile împotriva cărora îl protejează purtarea echipamentului individual de protecție.</w:t>
+        <w:t xml:space="preserve">(Preluare din H.G. 1048/2006 – Art. 11) Angajatorul informează mai întâi lucrătorul despre riscurile împotriva cărora îl protejează purtarea echipamentului individual de protecție.</w:t>
       </w:r>
     </w:p>
     <w:p>
@@ -1845,7 +1845,7 @@
           <w:szCs w:val="20"/>
           <w:lang w:val="ro-RO"/>
         </w:rPr>
-        <w:t xml:space="preserve">(Preluare din H.G. 1048/ 2006 – Art. 12) Angajatorul asigură instruirea lucrătorului și, dacă este cazul, organizează antrenamente pentru modul de purtare a echipamentului individual de protecție.</w:t>
+        <w:t xml:space="preserve">(Preluare din H.G. 1048/2006 – Art. 12) Angajatorul asigură instruirea lucrătorului și, dacă este cazul, organizează antrenamente pentru modul de purtare a echipamentului individual de protecție.</w:t>
       </w:r>
     </w:p>
     <w:p>
@@ -1873,7 +1873,7 @@
           <w:szCs w:val="20"/>
           <w:lang w:val="ro-RO"/>
         </w:rPr>
-        <w:t xml:space="preserve">(Preluare din H.G. 1048/ 2006 – Art. 13)</w:t>
+        <w:t xml:space="preserve">(Preluare din H.G. 1048/2006 – Art. 13)</w:t>
       </w:r>
     </w:p>
     <w:p>
@@ -2001,7 +2001,7 @@
           <w:szCs w:val="20"/>
           <w:lang w:val="ro-RO"/>
         </w:rPr>
-        <w:t xml:space="preserve">(Preluare din H.G. 1048/ 2006 – Art. 14)</w:t>
+        <w:t xml:space="preserve">(Preluare din H.G. 1048/2006 – Art. 14)</w:t>
       </w:r>
     </w:p>
     <w:p>
@@ -2189,7 +2189,7 @@
           <w:szCs w:val="20"/>
           <w:lang w:val="ro-RO"/>
         </w:rPr>
-        <w:t xml:space="preserve">(Preluare din H.G. 1048/ 2006 – Art. 15) Evaluarea prevăzută la art. 14 este revizuită în funcție de modificările aduse oricărui element al echipamentului individual de protecție.</w:t>
+        <w:t xml:space="preserve">(Preluare din H.G. 1048/2006 – Art. 15) Evaluarea prevăzută la art. 14 este revizuită în funcție de modificările aduse oricărui element al echipamentului individual de protecție.</w:t>
       </w:r>
     </w:p>
     <w:p>
@@ -2217,7 +2217,7 @@
           <w:szCs w:val="20"/>
           <w:lang w:val="ro-RO"/>
         </w:rPr>
-        <w:t xml:space="preserve">(Preluare din H.G. 1048/ 2006 – Art. 16) Anexele nr. 1-3, care fac parte integrantă din prezenta hotărâre, au un caracter orientativ și conțin informații utile pentru angajator privind alegerea echipamentelor individuale de protecție care trebuie să fie furnizate lucrătorilor, în condițiile art. 14.</w:t>
+        <w:t xml:space="preserve">(Preluare din H.G. 1048/2006 – Art. 16) Anexele nr. 1-3, care fac parte integrantă din prezenta hotărâre, au un caracter orientativ și conțin informații utile pentru angajator privind alegerea echipamentelor individuale de protecție care trebuie să fie furnizate lucrătorilor, în condițiile art. 14.</w:t>
       </w:r>
     </w:p>
     <w:p>
@@ -2273,7 +2273,7 @@
           <w:szCs w:val="20"/>
           <w:lang w:val="ro-RO"/>
         </w:rPr>
-        <w:t xml:space="preserve">(Preluare din H.G. 1048/ 2006 – Art. 17) Fără a aduce atingere prevederilor art. 16 din Legea securității și sănătății în muncă nr. 319/ 2006, cu modificările și completările ulterioare, lucrătorii și/ sau reprezentanții acestora sunt informați cu privire la toate măsurile ce trebuie luate în domeniul securității și sănătății lucrătorilor, atunci când aceștia utilizează echipamente individuale de protecție la locul de muncă.</w:t>
+        <w:t xml:space="preserve">(Preluare din H.G. 1048/2006 – Art. 17) Fără a aduce atingere prevederilor art. 16 din Legea 319/2006, cu modificările și completările ulterioare, lucrătorii și/ sau reprezentanții acestora sunt informați cu privire la toate măsurile ce trebuie luate în domeniul securității și sănătății lucrătorilor, atunci când aceștia utilizează echipamente individuale de protecție la locul de muncă.</w:t>
       </w:r>
     </w:p>
     <w:p>
@@ -2301,7 +2301,7 @@
           <w:szCs w:val="20"/>
           <w:lang w:val="ro-RO"/>
         </w:rPr>
-        <w:t xml:space="preserve">(Preluare din H.G. 1048/ 2006 – Art. 18) Consultarea și participarea lucrătorilor și/ sau a reprezentanților acestora cu privire la problemele la care se face referire în prezenta hotărâre, inclusiv în anexele la aceasta, se desfășoară în conformitate cu prevederile art. 18 din Legea nr. 319/ 2006, cu modificările și completările ulterioare.</w:t>
+        <w:t xml:space="preserve">(Preluare din H.G. 1048/2006 – Art. 18) Consultarea și participarea lucrătorilor și/ sau a reprezentanților acestora cu privire la problemele la care se face referire în prezenta hotărâre, inclusiv în anexele la aceasta, se desfășoară în conformitate cu prevederile art. 18 din Legea 319/2006, cu modificările și completările ulterioare.</w:t>
       </w:r>
     </w:p>
     <w:p>
@@ -2326,7 +2326,7 @@
           <w:szCs w:val="20"/>
           <w:lang w:val="ro-RO"/>
         </w:rPr>
-        <w:t xml:space="preserve">Anexele nr. 1–3 ale H.G. 1048/ 2006, republicată, se reproduc în continuare.</w:t>
+        <w:t xml:space="preserve">Anexele nr. 1–3 ale H.G. 1048/2006, republicată, se reproduc în continuare.</w:t>
       </w:r>
     </w:p>
     <w:p>
@@ -2354,7 +2354,7 @@
           <w:szCs w:val="20"/>
           <w:lang w:val="ro-RO"/>
         </w:rPr>
-        <w:t xml:space="preserve">Anexa nr. 1 la H.G. 1048/ 2006 – Riscuri în ceea ce privește părți ale corpului care trebuie protejate de echipamente individuale de protecție</w:t>
+        <w:t xml:space="preserve">Anexa nr. 1 la H.G. 1048/2006 – Riscuri în ceea ce privește părți ale corpului care trebuie protejate de echipamente individuale de protecție</w:t>
       </w:r>
     </w:p>
     <w:p>
@@ -2379,7 +2379,7 @@
           <w:szCs w:val="20"/>
           <w:lang w:val="ro-RO"/>
         </w:rPr>
-        <w:t xml:space="preserve">Anexa este un tabel orientativ, nu exhaustiv, în care părțile corpului de mai jos sunt puse în corespondență cu riscurile de mai jos; în act, căsuțele tabelului sunt goale. Evaluarea riscurilor stabilește necesitatea de a furniza un echipament individual de protecție și caracteristicile sale, în conformitate cu dispozițiile H.G. 1048/ 2006, republicată.</w:t>
+        <w:t xml:space="preserve">Anexa este un tabel orientativ, nu exhaustiv, în care părțile corpului de mai jos sunt puse în corespondență cu riscurile de mai jos; în act, căsuțele tabelului sunt goale. Evaluarea riscurilor stabilește necesitatea de a furniza un echipament individual de protecție și caracteristicile sale, în conformitate cu dispozițiile H.G. 1048/2006, republicată.</w:t>
       </w:r>
     </w:p>
     <w:p>
@@ -3184,7 +3184,7 @@
           <w:szCs w:val="20"/>
           <w:lang w:val="ro-RO"/>
         </w:rPr>
-        <w:t xml:space="preserve">Anexa nr. 2 la H.G. 1048/ 2006 – Listă neexhaustivă a tipurilor de echipamente individuale de protecție în ceea ce privește riscurile împotriva cărora acestea asigură protecție</w:t>
+        <w:t xml:space="preserve">Anexa nr. 2 la H.G. 1048/2006 – Listă neexhaustivă a tipurilor de echipamente individuale de protecție în ceea ce privește riscurile împotriva cărora acestea asigură protecție</w:t>
       </w:r>
     </w:p>
     <w:p>
@@ -4802,7 +4802,7 @@
           <w:szCs w:val="20"/>
           <w:lang w:val="ro-RO"/>
         </w:rPr>
-        <w:t xml:space="preserve">Notă: În anumite situații, ca urmare a evaluării riscului, cremele protectoare ar putea fi utilizate împreună cu alte echipamente individuale de protecție, cu scopul de a proteja pielea lucrătorilor împotriva riscurilor conexe. Cremele protectoare sunt echipamente individuale de protecție în conformitate cu art. 3 alin. (1) din Hotărârea Guvernului nr. 1.048/2006 privind cerințele minime de securitate și sănătate pentru utilizarea de către lucrători a echipamentelor individuale de protecție la locul de muncă, republicată, întrucât acest tip de echipament poate fi considerat, în anumite situații, ca fiind „suplimentar sau accesoriu“. Cu toate acestea, cremele protectoare nu sunt echipamente individuale de protecție în conformitate cu definiția de la art. 3 alin. (1) din Regulamentul (UE) 2016/425 al Parlamentului European și al Consiliului din 9 martie 2016 privind echipamentele individuale de protecție și de abrogare a Directivei 89/686/CEE a Consiliului</w:t>
+        <w:t xml:space="preserve">Notă: În anumite situații, ca urmare a evaluării riscului, cremele protectoare ar putea fi utilizate împreună cu alte echipamente individuale de protecție, cu scopul de a proteja pielea lucrătorilor împotriva riscurilor conexe. Cremele protectoare sunt echipamente individuale de protecție în conformitate cu art. 3 alin. (1) din H.G. 1048/2006 privind cerințele minime de securitate și sănătate pentru utilizarea de către lucrători a echipamentelor individuale de protecție la locul de muncă, republicată, întrucât acest tip de echipament poate fi considerat, în anumite situații, ca fiind „suplimentar sau accesoriu“. Cu toate acestea, cremele protectoare nu sunt echipamente individuale de protecție în conformitate cu definiția de la art. 3 alin. (1) din Regulamentul (UE) 2016/425 al Parlamentului European și al Consiliului din 9 martie 2016 privind echipamentele individuale de protecție și de abrogare a Directivei 89/686/CEE a Consiliului</w:t>
       </w:r>
     </w:p>
     <w:p>
@@ -5382,7 +5382,7 @@
           <w:szCs w:val="20"/>
           <w:lang w:val="ro-RO"/>
         </w:rPr>
-        <w:t xml:space="preserve">Anexa nr. 3 la H.G. 1048/ 2006 – Listă neexhaustivă a activităților și sectoarelor de activitate care pot necesita utilizarea de echipament individual de protecție</w:t>
+        <w:t xml:space="preserve">Anexa nr. 3 la H.G. 1048/2006 – Listă neexhaustivă a activităților și sectoarelor de activitate care pot necesita utilizarea de echipament individual de protecție</w:t>
       </w:r>
     </w:p>
     <w:p>

--- a/packages/document-engine/templates/6_protective_equipment_list.docx
+++ b/packages/document-engine/templates/6_protective_equipment_list.docx
@@ -959,8 +959,8 @@
         <w:spacing w:before="120" w:after="60"/>
         <w:jc w:val="left"/>
         <w:rPr>
-          <w:sz w:val="18"/>
-          <w:szCs w:val="18"/>
+          <w:sz w:val="20"/>
+          <w:szCs w:val="20"/>
           <w:lang w:val="ro-RO"/>
         </w:rPr>
       </w:pPr>
@@ -987,8 +987,8 @@
         <w:spacing w:before="120" w:after="60"/>
         <w:jc w:val="left"/>
         <w:rPr>
-          <w:sz w:val="18"/>
-          <w:szCs w:val="18"/>
+          <w:sz w:val="20"/>
+          <w:szCs w:val="20"/>
           <w:lang w:val="ro-RO"/>
         </w:rPr>
       </w:pPr>
@@ -1015,8 +1015,8 @@
         <w:spacing w:before="120" w:after="60"/>
         <w:jc w:val="left"/>
         <w:rPr>
-          <w:sz w:val="18"/>
-          <w:szCs w:val="18"/>
+          <w:sz w:val="20"/>
+          <w:szCs w:val="20"/>
           <w:lang w:val="ro-RO"/>
         </w:rPr>
       </w:pPr>
@@ -1117,8 +1117,8 @@
         <w:jc w:val="left"/>
         <w:rPr>
           <w:rFonts w:ascii="Arial" w:hAnsi="Arial" w:cs="Arial"/>
-          <w:sz w:val="18"/>
-          <w:szCs w:val="18"/>
+          <w:sz w:val="20"/>
+          <w:szCs w:val="20"/>
           <w:lang w:val="ro-RO"/>
         </w:rPr>
       </w:pPr>
@@ -1146,8 +1146,8 @@
         <w:jc w:val="left"/>
         <w:rPr>
           <w:rFonts w:ascii="Arial" w:hAnsi="Arial" w:cs="Arial"/>
-          <w:sz w:val="18"/>
-          <w:szCs w:val="18"/>
+          <w:sz w:val="20"/>
+          <w:szCs w:val="20"/>
           <w:lang w:val="ro-RO"/>
         </w:rPr>
       </w:pPr>
@@ -1175,8 +1175,8 @@
         <w:jc w:val="left"/>
         <w:rPr>
           <w:rFonts w:ascii="Arial" w:hAnsi="Arial" w:cs="Arial"/>
-          <w:sz w:val="18"/>
-          <w:szCs w:val="18"/>
+          <w:sz w:val="20"/>
+          <w:szCs w:val="20"/>
           <w:lang w:val="ro-RO"/>
         </w:rPr>
       </w:pPr>
@@ -1204,8 +1204,8 @@
         <w:jc w:val="left"/>
         <w:rPr>
           <w:rFonts w:ascii="Arial" w:hAnsi="Arial" w:cs="Arial"/>
-          <w:sz w:val="18"/>
-          <w:szCs w:val="18"/>
+          <w:sz w:val="20"/>
+          <w:szCs w:val="20"/>
           <w:lang w:val="ro-RO"/>
         </w:rPr>
       </w:pPr>
@@ -1233,8 +1233,8 @@
         <w:jc w:val="left"/>
         <w:rPr>
           <w:rFonts w:ascii="Arial" w:hAnsi="Arial" w:cs="Arial"/>
-          <w:sz w:val="18"/>
-          <w:szCs w:val="18"/>
+          <w:sz w:val="20"/>
+          <w:szCs w:val="20"/>
           <w:lang w:val="ro-RO"/>
         </w:rPr>
       </w:pPr>
@@ -1262,8 +1262,8 @@
         <w:jc w:val="left"/>
         <w:rPr>
           <w:rFonts w:ascii="Arial" w:hAnsi="Arial" w:cs="Arial"/>
-          <w:sz w:val="18"/>
-          <w:szCs w:val="18"/>
+          <w:sz w:val="20"/>
+          <w:szCs w:val="20"/>
           <w:lang w:val="ro-RO"/>
         </w:rPr>
       </w:pPr>
@@ -1291,8 +1291,8 @@
         <w:jc w:val="left"/>
         <w:rPr>
           <w:rFonts w:ascii="Arial" w:hAnsi="Arial" w:cs="Arial"/>
-          <w:sz w:val="18"/>
-          <w:szCs w:val="18"/>
+          <w:sz w:val="20"/>
+          <w:szCs w:val="20"/>
           <w:lang w:val="ro-RO"/>
         </w:rPr>
       </w:pPr>
@@ -1319,8 +1319,8 @@
         <w:spacing w:before="120" w:after="60"/>
         <w:jc w:val="left"/>
         <w:rPr>
-          <w:sz w:val="18"/>
-          <w:szCs w:val="18"/>
+          <w:sz w:val="20"/>
+          <w:szCs w:val="20"/>
           <w:lang w:val="ro-RO"/>
         </w:rPr>
       </w:pPr>
@@ -1375,8 +1375,8 @@
         <w:spacing w:before="120" w:after="60"/>
         <w:jc w:val="left"/>
         <w:rPr>
-          <w:sz w:val="18"/>
-          <w:szCs w:val="18"/>
+          <w:sz w:val="20"/>
+          <w:szCs w:val="20"/>
           <w:lang w:val="ro-RO"/>
         </w:rPr>
       </w:pPr>
@@ -1477,8 +1477,8 @@
         <w:jc w:val="left"/>
         <w:rPr>
           <w:rFonts w:ascii="Arial" w:hAnsi="Arial" w:cs="Arial"/>
-          <w:sz w:val="18"/>
-          <w:szCs w:val="18"/>
+          <w:sz w:val="20"/>
+          <w:szCs w:val="20"/>
           <w:lang w:val="ro-RO"/>
         </w:rPr>
       </w:pPr>
@@ -1506,8 +1506,8 @@
         <w:jc w:val="left"/>
         <w:rPr>
           <w:rFonts w:ascii="Arial" w:hAnsi="Arial" w:cs="Arial"/>
-          <w:sz w:val="18"/>
-          <w:szCs w:val="18"/>
+          <w:sz w:val="20"/>
+          <w:szCs w:val="20"/>
           <w:lang w:val="ro-RO"/>
         </w:rPr>
       </w:pPr>
@@ -1535,8 +1535,8 @@
         <w:jc w:val="left"/>
         <w:rPr>
           <w:rFonts w:ascii="Arial" w:hAnsi="Arial" w:cs="Arial"/>
-          <w:sz w:val="18"/>
-          <w:szCs w:val="18"/>
+          <w:sz w:val="20"/>
+          <w:szCs w:val="20"/>
           <w:lang w:val="ro-RO"/>
         </w:rPr>
       </w:pPr>
@@ -1564,8 +1564,8 @@
         <w:jc w:val="left"/>
         <w:rPr>
           <w:rFonts w:ascii="Arial" w:hAnsi="Arial" w:cs="Arial"/>
-          <w:sz w:val="18"/>
-          <w:szCs w:val="18"/>
+          <w:sz w:val="20"/>
+          <w:szCs w:val="20"/>
           <w:lang w:val="ro-RO"/>
         </w:rPr>
       </w:pPr>
@@ -1592,8 +1592,8 @@
         <w:spacing w:before="120" w:after="60"/>
         <w:jc w:val="left"/>
         <w:rPr>
-          <w:sz w:val="18"/>
-          <w:szCs w:val="18"/>
+          <w:sz w:val="20"/>
+          <w:szCs w:val="20"/>
           <w:lang w:val="ro-RO"/>
         </w:rPr>
       </w:pPr>
@@ -1620,8 +1620,8 @@
         <w:spacing w:before="120" w:after="60"/>
         <w:jc w:val="left"/>
         <w:rPr>
-          <w:sz w:val="18"/>
-          <w:szCs w:val="18"/>
+          <w:sz w:val="20"/>
+          <w:szCs w:val="20"/>
           <w:lang w:val="ro-RO"/>
         </w:rPr>
       </w:pPr>
@@ -1648,8 +1648,8 @@
         <w:spacing w:before="120" w:after="60"/>
         <w:jc w:val="left"/>
         <w:rPr>
-          <w:sz w:val="18"/>
-          <w:szCs w:val="18"/>
+          <w:sz w:val="20"/>
+          <w:szCs w:val="20"/>
           <w:lang w:val="ro-RO"/>
         </w:rPr>
       </w:pPr>
@@ -1748,8 +1748,8 @@
         <w:spacing w:before="120" w:after="60"/>
         <w:jc w:val="left"/>
         <w:rPr>
-          <w:sz w:val="18"/>
-          <w:szCs w:val="18"/>
+          <w:sz w:val="20"/>
+          <w:szCs w:val="20"/>
           <w:lang w:val="ro-RO"/>
         </w:rPr>
       </w:pPr>
@@ -1776,8 +1776,8 @@
         <w:spacing w:before="120" w:after="60"/>
         <w:jc w:val="left"/>
         <w:rPr>
-          <w:sz w:val="18"/>
-          <w:szCs w:val="18"/>
+          <w:sz w:val="20"/>
+          <w:szCs w:val="20"/>
           <w:lang w:val="ro-RO"/>
         </w:rPr>
       </w:pPr>
@@ -1804,8 +1804,8 @@
         <w:spacing w:before="120" w:after="60"/>
         <w:jc w:val="left"/>
         <w:rPr>
-          <w:sz w:val="18"/>
-          <w:szCs w:val="18"/>
+          <w:sz w:val="20"/>
+          <w:szCs w:val="20"/>
           <w:lang w:val="ro-RO"/>
         </w:rPr>
       </w:pPr>
@@ -1832,8 +1832,8 @@
         <w:spacing w:before="120" w:after="60"/>
         <w:jc w:val="left"/>
         <w:rPr>
-          <w:sz w:val="18"/>
-          <w:szCs w:val="18"/>
+          <w:sz w:val="20"/>
+          <w:szCs w:val="20"/>
           <w:lang w:val="ro-RO"/>
         </w:rPr>
       </w:pPr>
@@ -1860,8 +1860,8 @@
         <w:spacing w:before="120" w:after="60"/>
         <w:jc w:val="left"/>
         <w:rPr>
-          <w:sz w:val="18"/>
-          <w:szCs w:val="18"/>
+          <w:sz w:val="20"/>
+          <w:szCs w:val="20"/>
           <w:lang w:val="ro-RO"/>
         </w:rPr>
       </w:pPr>
@@ -1988,8 +1988,8 @@
         <w:spacing w:before="120" w:after="60"/>
         <w:jc w:val="left"/>
         <w:rPr>
-          <w:sz w:val="18"/>
-          <w:szCs w:val="18"/>
+          <w:sz w:val="20"/>
+          <w:szCs w:val="20"/>
           <w:lang w:val="ro-RO"/>
         </w:rPr>
       </w:pPr>
@@ -2090,8 +2090,8 @@
         <w:jc w:val="left"/>
         <w:rPr>
           <w:rFonts w:ascii="Arial" w:hAnsi="Arial" w:cs="Arial"/>
-          <w:sz w:val="18"/>
-          <w:szCs w:val="18"/>
+          <w:sz w:val="20"/>
+          <w:szCs w:val="20"/>
           <w:lang w:val="ro-RO"/>
         </w:rPr>
       </w:pPr>
@@ -2119,8 +2119,8 @@
         <w:jc w:val="left"/>
         <w:rPr>
           <w:rFonts w:ascii="Arial" w:hAnsi="Arial" w:cs="Arial"/>
-          <w:sz w:val="18"/>
-          <w:szCs w:val="18"/>
+          <w:sz w:val="20"/>
+          <w:szCs w:val="20"/>
           <w:lang w:val="ro-RO"/>
         </w:rPr>
       </w:pPr>
@@ -2148,8 +2148,8 @@
         <w:jc w:val="left"/>
         <w:rPr>
           <w:rFonts w:ascii="Arial" w:hAnsi="Arial" w:cs="Arial"/>
-          <w:sz w:val="18"/>
-          <w:szCs w:val="18"/>
+          <w:sz w:val="20"/>
+          <w:szCs w:val="20"/>
           <w:lang w:val="ro-RO"/>
         </w:rPr>
       </w:pPr>
@@ -2176,8 +2176,8 @@
         <w:spacing w:before="120" w:after="60"/>
         <w:jc w:val="left"/>
         <w:rPr>
-          <w:sz w:val="18"/>
-          <w:szCs w:val="18"/>
+          <w:sz w:val="20"/>
+          <w:szCs w:val="20"/>
           <w:lang w:val="ro-RO"/>
         </w:rPr>
       </w:pPr>
@@ -2204,8 +2204,8 @@
         <w:spacing w:before="120" w:after="60"/>
         <w:jc w:val="left"/>
         <w:rPr>
-          <w:sz w:val="18"/>
-          <w:szCs w:val="18"/>
+          <w:sz w:val="20"/>
+          <w:szCs w:val="20"/>
           <w:lang w:val="ro-RO"/>
         </w:rPr>
       </w:pPr>
@@ -2260,8 +2260,8 @@
         <w:spacing w:before="120" w:after="60"/>
         <w:jc w:val="left"/>
         <w:rPr>
-          <w:sz w:val="18"/>
-          <w:szCs w:val="18"/>
+          <w:sz w:val="20"/>
+          <w:szCs w:val="20"/>
           <w:lang w:val="ro-RO"/>
         </w:rPr>
       </w:pPr>
@@ -2288,8 +2288,8 @@
         <w:spacing w:before="120" w:after="60"/>
         <w:jc w:val="left"/>
         <w:rPr>
-          <w:sz w:val="18"/>
-          <w:szCs w:val="18"/>
+          <w:sz w:val="20"/>
+          <w:szCs w:val="20"/>
           <w:lang w:val="ro-RO"/>
         </w:rPr>
       </w:pPr>
@@ -2421,8 +2421,8 @@
         <w:jc w:val="left"/>
         <w:rPr>
           <w:rFonts w:ascii="Arial" w:hAnsi="Arial" w:cs="Arial"/>
-          <w:sz w:val="18"/>
-          <w:szCs w:val="18"/>
+          <w:sz w:val="20"/>
+          <w:szCs w:val="20"/>
           <w:lang w:val="ro-RO"/>
         </w:rPr>
       </w:pPr>
@@ -2450,8 +2450,8 @@
         <w:jc w:val="left"/>
         <w:rPr>
           <w:rFonts w:ascii="Arial" w:hAnsi="Arial" w:cs="Arial"/>
-          <w:sz w:val="18"/>
-          <w:szCs w:val="18"/>
+          <w:sz w:val="20"/>
+          <w:szCs w:val="20"/>
           <w:lang w:val="ro-RO"/>
         </w:rPr>
       </w:pPr>
@@ -2479,8 +2479,8 @@
         <w:jc w:val="left"/>
         <w:rPr>
           <w:rFonts w:ascii="Arial" w:hAnsi="Arial" w:cs="Arial"/>
-          <w:sz w:val="18"/>
-          <w:szCs w:val="18"/>
+          <w:sz w:val="20"/>
+          <w:szCs w:val="20"/>
           <w:lang w:val="ro-RO"/>
         </w:rPr>
       </w:pPr>
@@ -2508,8 +2508,8 @@
         <w:jc w:val="left"/>
         <w:rPr>
           <w:rFonts w:ascii="Arial" w:hAnsi="Arial" w:cs="Arial"/>
-          <w:sz w:val="18"/>
-          <w:szCs w:val="18"/>
+          <w:sz w:val="20"/>
+          <w:szCs w:val="20"/>
           <w:lang w:val="ro-RO"/>
         </w:rPr>
       </w:pPr>
@@ -2537,8 +2537,8 @@
         <w:jc w:val="left"/>
         <w:rPr>
           <w:rFonts w:ascii="Arial" w:hAnsi="Arial" w:cs="Arial"/>
-          <w:sz w:val="18"/>
-          <w:szCs w:val="18"/>
+          <w:sz w:val="20"/>
+          <w:szCs w:val="20"/>
           <w:lang w:val="ro-RO"/>
         </w:rPr>
       </w:pPr>
@@ -2566,8 +2566,8 @@
         <w:jc w:val="left"/>
         <w:rPr>
           <w:rFonts w:ascii="Arial" w:hAnsi="Arial" w:cs="Arial"/>
-          <w:sz w:val="18"/>
-          <w:szCs w:val="18"/>
+          <w:sz w:val="20"/>
+          <w:szCs w:val="20"/>
           <w:lang w:val="ro-RO"/>
         </w:rPr>
       </w:pPr>
@@ -2595,8 +2595,8 @@
         <w:jc w:val="left"/>
         <w:rPr>
           <w:rFonts w:ascii="Arial" w:hAnsi="Arial" w:cs="Arial"/>
-          <w:sz w:val="18"/>
-          <w:szCs w:val="18"/>
+          <w:sz w:val="20"/>
+          <w:szCs w:val="20"/>
           <w:lang w:val="ro-RO"/>
         </w:rPr>
       </w:pPr>
@@ -2624,8 +2624,8 @@
         <w:jc w:val="left"/>
         <w:rPr>
           <w:rFonts w:ascii="Arial" w:hAnsi="Arial" w:cs="Arial"/>
-          <w:sz w:val="18"/>
-          <w:szCs w:val="18"/>
+          <w:sz w:val="20"/>
+          <w:szCs w:val="20"/>
           <w:lang w:val="ro-RO"/>
         </w:rPr>
       </w:pPr>
@@ -2653,8 +2653,8 @@
         <w:jc w:val="left"/>
         <w:rPr>
           <w:rFonts w:ascii="Arial" w:hAnsi="Arial" w:cs="Arial"/>
-          <w:sz w:val="18"/>
-          <w:szCs w:val="18"/>
+          <w:sz w:val="20"/>
+          <w:szCs w:val="20"/>
           <w:lang w:val="ro-RO"/>
         </w:rPr>
       </w:pPr>
@@ -2682,8 +2682,8 @@
         <w:jc w:val="left"/>
         <w:rPr>
           <w:rFonts w:ascii="Arial" w:hAnsi="Arial" w:cs="Arial"/>
-          <w:sz w:val="18"/>
-          <w:szCs w:val="18"/>
+          <w:sz w:val="20"/>
+          <w:szCs w:val="20"/>
           <w:lang w:val="ro-RO"/>
         </w:rPr>
       </w:pPr>
@@ -2711,8 +2711,8 @@
         <w:jc w:val="left"/>
         <w:rPr>
           <w:rFonts w:ascii="Arial" w:hAnsi="Arial" w:cs="Arial"/>
-          <w:sz w:val="18"/>
-          <w:szCs w:val="18"/>
+          <w:sz w:val="20"/>
+          <w:szCs w:val="20"/>
           <w:lang w:val="ro-RO"/>
         </w:rPr>
       </w:pPr>
@@ -2740,8 +2740,8 @@
         <w:jc w:val="left"/>
         <w:rPr>
           <w:rFonts w:ascii="Arial" w:hAnsi="Arial" w:cs="Arial"/>
-          <w:sz w:val="18"/>
-          <w:szCs w:val="18"/>
+          <w:sz w:val="20"/>
+          <w:szCs w:val="20"/>
           <w:lang w:val="ro-RO"/>
         </w:rPr>
       </w:pPr>
@@ -2769,8 +2769,8 @@
         <w:jc w:val="left"/>
         <w:rPr>
           <w:rFonts w:ascii="Arial" w:hAnsi="Arial" w:cs="Arial"/>
-          <w:sz w:val="18"/>
-          <w:szCs w:val="18"/>
+          <w:sz w:val="20"/>
+          <w:szCs w:val="20"/>
           <w:lang w:val="ro-RO"/>
         </w:rPr>
       </w:pPr>
@@ -2824,8 +2824,8 @@
         <w:jc w:val="left"/>
         <w:rPr>
           <w:rFonts w:ascii="Arial" w:hAnsi="Arial" w:cs="Arial"/>
-          <w:sz w:val="18"/>
-          <w:szCs w:val="18"/>
+          <w:sz w:val="20"/>
+          <w:szCs w:val="20"/>
           <w:lang w:val="ro-RO"/>
         </w:rPr>
       </w:pPr>
@@ -2853,8 +2853,8 @@
         <w:jc w:val="left"/>
         <w:rPr>
           <w:rFonts w:ascii="Arial" w:hAnsi="Arial" w:cs="Arial"/>
-          <w:sz w:val="18"/>
-          <w:szCs w:val="18"/>
+          <w:sz w:val="20"/>
+          <w:szCs w:val="20"/>
           <w:lang w:val="ro-RO"/>
         </w:rPr>
       </w:pPr>
@@ -2882,8 +2882,8 @@
         <w:jc w:val="left"/>
         <w:rPr>
           <w:rFonts w:ascii="Arial" w:hAnsi="Arial" w:cs="Arial"/>
-          <w:sz w:val="18"/>
-          <w:szCs w:val="18"/>
+          <w:sz w:val="20"/>
+          <w:szCs w:val="20"/>
           <w:lang w:val="ro-RO"/>
         </w:rPr>
       </w:pPr>
@@ -2911,8 +2911,8 @@
         <w:jc w:val="left"/>
         <w:rPr>
           <w:rFonts w:ascii="Arial" w:hAnsi="Arial" w:cs="Arial"/>
-          <w:sz w:val="18"/>
-          <w:szCs w:val="18"/>
+          <w:sz w:val="20"/>
+          <w:szCs w:val="20"/>
           <w:lang w:val="ro-RO"/>
         </w:rPr>
       </w:pPr>
@@ -2940,8 +2940,8 @@
         <w:jc w:val="left"/>
         <w:rPr>
           <w:rFonts w:ascii="Arial" w:hAnsi="Arial" w:cs="Arial"/>
-          <w:sz w:val="18"/>
-          <w:szCs w:val="18"/>
+          <w:sz w:val="20"/>
+          <w:szCs w:val="20"/>
           <w:lang w:val="ro-RO"/>
         </w:rPr>
       </w:pPr>
@@ -2969,8 +2969,8 @@
         <w:jc w:val="left"/>
         <w:rPr>
           <w:rFonts w:ascii="Arial" w:hAnsi="Arial" w:cs="Arial"/>
-          <w:sz w:val="18"/>
-          <w:szCs w:val="18"/>
+          <w:sz w:val="20"/>
+          <w:szCs w:val="20"/>
           <w:lang w:val="ro-RO"/>
         </w:rPr>
       </w:pPr>
@@ -2998,8 +2998,8 @@
         <w:jc w:val="left"/>
         <w:rPr>
           <w:rFonts w:ascii="Arial" w:hAnsi="Arial" w:cs="Arial"/>
-          <w:sz w:val="18"/>
-          <w:szCs w:val="18"/>
+          <w:sz w:val="20"/>
+          <w:szCs w:val="20"/>
           <w:lang w:val="ro-RO"/>
         </w:rPr>
       </w:pPr>
@@ -3027,8 +3027,8 @@
         <w:jc w:val="left"/>
         <w:rPr>
           <w:rFonts w:ascii="Arial" w:hAnsi="Arial" w:cs="Arial"/>
-          <w:sz w:val="18"/>
-          <w:szCs w:val="18"/>
+          <w:sz w:val="20"/>
+          <w:szCs w:val="20"/>
           <w:lang w:val="ro-RO"/>
         </w:rPr>
       </w:pPr>
@@ -3056,8 +3056,8 @@
         <w:jc w:val="left"/>
         <w:rPr>
           <w:rFonts w:ascii="Arial" w:hAnsi="Arial" w:cs="Arial"/>
-          <w:sz w:val="18"/>
-          <w:szCs w:val="18"/>
+          <w:sz w:val="20"/>
+          <w:szCs w:val="20"/>
           <w:lang w:val="ro-RO"/>
         </w:rPr>
       </w:pPr>
@@ -3085,8 +3085,8 @@
         <w:jc w:val="left"/>
         <w:rPr>
           <w:rFonts w:ascii="Arial" w:hAnsi="Arial" w:cs="Arial"/>
-          <w:sz w:val="18"/>
-          <w:szCs w:val="18"/>
+          <w:sz w:val="20"/>
+          <w:szCs w:val="20"/>
           <w:lang w:val="ro-RO"/>
         </w:rPr>
       </w:pPr>
@@ -3114,8 +3114,8 @@
         <w:jc w:val="left"/>
         <w:rPr>
           <w:rFonts w:ascii="Arial" w:hAnsi="Arial" w:cs="Arial"/>
-          <w:sz w:val="18"/>
-          <w:szCs w:val="18"/>
+          <w:sz w:val="20"/>
+          <w:szCs w:val="20"/>
           <w:lang w:val="ro-RO"/>
         </w:rPr>
       </w:pPr>
@@ -3143,8 +3143,8 @@
         <w:jc w:val="left"/>
         <w:rPr>
           <w:rFonts w:ascii="Arial" w:hAnsi="Arial" w:cs="Arial"/>
-          <w:sz w:val="18"/>
-          <w:szCs w:val="18"/>
+          <w:sz w:val="20"/>
+          <w:szCs w:val="20"/>
           <w:lang w:val="ro-RO"/>
         </w:rPr>
       </w:pPr>
@@ -3229,8 +3229,8 @@
         <w:jc w:val="left"/>
         <w:rPr>
           <w:rFonts w:ascii="Arial" w:hAnsi="Arial" w:cs="Arial"/>
-          <w:sz w:val="18"/>
-          <w:szCs w:val="18"/>
+          <w:sz w:val="20"/>
+          <w:szCs w:val="20"/>
           <w:lang w:val="ro-RO"/>
         </w:rPr>
       </w:pPr>
@@ -3258,8 +3258,8 @@
         <w:jc w:val="left"/>
         <w:rPr>
           <w:rFonts w:ascii="Arial" w:hAnsi="Arial" w:cs="Arial"/>
-          <w:sz w:val="18"/>
-          <w:szCs w:val="18"/>
+          <w:sz w:val="20"/>
+          <w:szCs w:val="20"/>
           <w:lang w:val="ro-RO"/>
         </w:rPr>
       </w:pPr>
@@ -3287,8 +3287,8 @@
         <w:jc w:val="left"/>
         <w:rPr>
           <w:rFonts w:ascii="Arial" w:hAnsi="Arial" w:cs="Arial"/>
-          <w:sz w:val="18"/>
-          <w:szCs w:val="18"/>
+          <w:sz w:val="20"/>
+          <w:szCs w:val="20"/>
           <w:lang w:val="ro-RO"/>
         </w:rPr>
       </w:pPr>
@@ -3316,8 +3316,8 @@
         <w:jc w:val="left"/>
         <w:rPr>
           <w:rFonts w:ascii="Arial" w:hAnsi="Arial" w:cs="Arial"/>
-          <w:sz w:val="18"/>
-          <w:szCs w:val="18"/>
+          <w:sz w:val="20"/>
+          <w:szCs w:val="20"/>
           <w:lang w:val="ro-RO"/>
         </w:rPr>
       </w:pPr>
@@ -3345,8 +3345,8 @@
         <w:jc w:val="left"/>
         <w:rPr>
           <w:rFonts w:ascii="Arial" w:hAnsi="Arial" w:cs="Arial"/>
-          <w:sz w:val="18"/>
-          <w:szCs w:val="18"/>
+          <w:sz w:val="20"/>
+          <w:szCs w:val="20"/>
           <w:lang w:val="ro-RO"/>
         </w:rPr>
       </w:pPr>
@@ -3374,8 +3374,8 @@
         <w:jc w:val="left"/>
         <w:rPr>
           <w:rFonts w:ascii="Arial" w:hAnsi="Arial" w:cs="Arial"/>
-          <w:sz w:val="18"/>
-          <w:szCs w:val="18"/>
+          <w:sz w:val="20"/>
+          <w:szCs w:val="20"/>
           <w:lang w:val="ro-RO"/>
         </w:rPr>
       </w:pPr>
@@ -3403,8 +3403,8 @@
         <w:jc w:val="left"/>
         <w:rPr>
           <w:rFonts w:ascii="Arial" w:hAnsi="Arial" w:cs="Arial"/>
-          <w:sz w:val="18"/>
-          <w:szCs w:val="18"/>
+          <w:sz w:val="20"/>
+          <w:szCs w:val="20"/>
           <w:lang w:val="ro-RO"/>
         </w:rPr>
       </w:pPr>
@@ -3432,8 +3432,8 @@
         <w:jc w:val="left"/>
         <w:rPr>
           <w:rFonts w:ascii="Arial" w:hAnsi="Arial" w:cs="Arial"/>
-          <w:sz w:val="18"/>
-          <w:szCs w:val="18"/>
+          <w:sz w:val="20"/>
+          <w:szCs w:val="20"/>
           <w:lang w:val="ro-RO"/>
         </w:rPr>
       </w:pPr>
@@ -3461,8 +3461,8 @@
         <w:jc w:val="left"/>
         <w:rPr>
           <w:rFonts w:ascii="Arial" w:hAnsi="Arial" w:cs="Arial"/>
-          <w:sz w:val="18"/>
-          <w:szCs w:val="18"/>
+          <w:sz w:val="20"/>
+          <w:szCs w:val="20"/>
           <w:lang w:val="ro-RO"/>
         </w:rPr>
       </w:pPr>
@@ -3490,8 +3490,8 @@
         <w:jc w:val="left"/>
         <w:rPr>
           <w:rFonts w:ascii="Arial" w:hAnsi="Arial" w:cs="Arial"/>
-          <w:sz w:val="18"/>
-          <w:szCs w:val="18"/>
+          <w:sz w:val="20"/>
+          <w:szCs w:val="20"/>
           <w:lang w:val="ro-RO"/>
         </w:rPr>
       </w:pPr>
@@ -3547,8 +3547,8 @@
         <w:jc w:val="left"/>
         <w:rPr>
           <w:rFonts w:ascii="Arial" w:hAnsi="Arial" w:cs="Arial"/>
-          <w:sz w:val="18"/>
-          <w:szCs w:val="18"/>
+          <w:sz w:val="20"/>
+          <w:szCs w:val="20"/>
           <w:lang w:val="ro-RO"/>
         </w:rPr>
       </w:pPr>
@@ -3576,8 +3576,8 @@
         <w:jc w:val="left"/>
         <w:rPr>
           <w:rFonts w:ascii="Arial" w:hAnsi="Arial" w:cs="Arial"/>
-          <w:sz w:val="18"/>
-          <w:szCs w:val="18"/>
+          <w:sz w:val="20"/>
+          <w:szCs w:val="20"/>
           <w:lang w:val="ro-RO"/>
         </w:rPr>
       </w:pPr>
@@ -3634,8 +3634,8 @@
         <w:jc w:val="left"/>
         <w:rPr>
           <w:rFonts w:ascii="Arial" w:hAnsi="Arial" w:cs="Arial"/>
-          <w:sz w:val="18"/>
-          <w:szCs w:val="18"/>
+          <w:sz w:val="20"/>
+          <w:szCs w:val="20"/>
           <w:lang w:val="ro-RO"/>
         </w:rPr>
       </w:pPr>
@@ -3663,8 +3663,8 @@
         <w:jc w:val="left"/>
         <w:rPr>
           <w:rFonts w:ascii="Arial" w:hAnsi="Arial" w:cs="Arial"/>
-          <w:sz w:val="18"/>
-          <w:szCs w:val="18"/>
+          <w:sz w:val="20"/>
+          <w:szCs w:val="20"/>
           <w:lang w:val="ro-RO"/>
         </w:rPr>
       </w:pPr>
@@ -3692,8 +3692,8 @@
         <w:jc w:val="left"/>
         <w:rPr>
           <w:rFonts w:ascii="Arial" w:hAnsi="Arial" w:cs="Arial"/>
-          <w:sz w:val="18"/>
-          <w:szCs w:val="18"/>
+          <w:sz w:val="20"/>
+          <w:szCs w:val="20"/>
           <w:lang w:val="ro-RO"/>
         </w:rPr>
       </w:pPr>
@@ -3721,8 +3721,8 @@
         <w:jc w:val="left"/>
         <w:rPr>
           <w:rFonts w:ascii="Arial" w:hAnsi="Arial" w:cs="Arial"/>
-          <w:sz w:val="18"/>
-          <w:szCs w:val="18"/>
+          <w:sz w:val="20"/>
+          <w:szCs w:val="20"/>
           <w:lang w:val="ro-RO"/>
         </w:rPr>
       </w:pPr>
@@ -3750,8 +3750,8 @@
         <w:jc w:val="left"/>
         <w:rPr>
           <w:rFonts w:ascii="Arial" w:hAnsi="Arial" w:cs="Arial"/>
-          <w:sz w:val="18"/>
-          <w:szCs w:val="18"/>
+          <w:sz w:val="20"/>
+          <w:szCs w:val="20"/>
           <w:lang w:val="ro-RO"/>
         </w:rPr>
       </w:pPr>
@@ -3779,8 +3779,8 @@
         <w:jc w:val="left"/>
         <w:rPr>
           <w:rFonts w:ascii="Arial" w:hAnsi="Arial" w:cs="Arial"/>
-          <w:sz w:val="18"/>
-          <w:szCs w:val="18"/>
+          <w:sz w:val="20"/>
+          <w:szCs w:val="20"/>
           <w:lang w:val="ro-RO"/>
         </w:rPr>
       </w:pPr>
@@ -3837,8 +3837,8 @@
         <w:jc w:val="left"/>
         <w:rPr>
           <w:rFonts w:ascii="Arial" w:hAnsi="Arial" w:cs="Arial"/>
-          <w:sz w:val="18"/>
-          <w:szCs w:val="18"/>
+          <w:sz w:val="20"/>
+          <w:szCs w:val="20"/>
           <w:lang w:val="ro-RO"/>
         </w:rPr>
       </w:pPr>
@@ -3866,8 +3866,8 @@
         <w:jc w:val="left"/>
         <w:rPr>
           <w:rFonts w:ascii="Arial" w:hAnsi="Arial" w:cs="Arial"/>
-          <w:sz w:val="18"/>
-          <w:szCs w:val="18"/>
+          <w:sz w:val="20"/>
+          <w:szCs w:val="20"/>
           <w:lang w:val="ro-RO"/>
         </w:rPr>
       </w:pPr>
@@ -3895,8 +3895,8 @@
         <w:jc w:val="left"/>
         <w:rPr>
           <w:rFonts w:ascii="Arial" w:hAnsi="Arial" w:cs="Arial"/>
-          <w:sz w:val="18"/>
-          <w:szCs w:val="18"/>
+          <w:sz w:val="20"/>
+          <w:szCs w:val="20"/>
           <w:lang w:val="ro-RO"/>
         </w:rPr>
       </w:pPr>
@@ -3924,8 +3924,8 @@
         <w:jc w:val="left"/>
         <w:rPr>
           <w:rFonts w:ascii="Arial" w:hAnsi="Arial" w:cs="Arial"/>
-          <w:sz w:val="18"/>
-          <w:szCs w:val="18"/>
+          <w:sz w:val="20"/>
+          <w:szCs w:val="20"/>
           <w:lang w:val="ro-RO"/>
         </w:rPr>
       </w:pPr>
@@ -3953,8 +3953,8 @@
         <w:jc w:val="left"/>
         <w:rPr>
           <w:rFonts w:ascii="Arial" w:hAnsi="Arial" w:cs="Arial"/>
-          <w:sz w:val="18"/>
-          <w:szCs w:val="18"/>
+          <w:sz w:val="20"/>
+          <w:szCs w:val="20"/>
           <w:lang w:val="ro-RO"/>
         </w:rPr>
       </w:pPr>
@@ -3982,8 +3982,8 @@
         <w:jc w:val="left"/>
         <w:rPr>
           <w:rFonts w:ascii="Arial" w:hAnsi="Arial" w:cs="Arial"/>
-          <w:sz w:val="18"/>
-          <w:szCs w:val="18"/>
+          <w:sz w:val="20"/>
+          <w:szCs w:val="20"/>
           <w:lang w:val="ro-RO"/>
         </w:rPr>
       </w:pPr>
@@ -4011,8 +4011,8 @@
         <w:jc w:val="left"/>
         <w:rPr>
           <w:rFonts w:ascii="Arial" w:hAnsi="Arial" w:cs="Arial"/>
-          <w:sz w:val="18"/>
-          <w:szCs w:val="18"/>
+          <w:sz w:val="20"/>
+          <w:szCs w:val="20"/>
           <w:lang w:val="ro-RO"/>
         </w:rPr>
       </w:pPr>
@@ -4040,8 +4040,8 @@
         <w:jc w:val="left"/>
         <w:rPr>
           <w:rFonts w:ascii="Arial" w:hAnsi="Arial" w:cs="Arial"/>
-          <w:sz w:val="18"/>
-          <w:szCs w:val="18"/>
+          <w:sz w:val="20"/>
+          <w:szCs w:val="20"/>
           <w:lang w:val="ro-RO"/>
         </w:rPr>
       </w:pPr>
@@ -4098,8 +4098,8 @@
         <w:jc w:val="left"/>
         <w:rPr>
           <w:rFonts w:ascii="Arial" w:hAnsi="Arial" w:cs="Arial"/>
-          <w:sz w:val="18"/>
-          <w:szCs w:val="18"/>
+          <w:sz w:val="20"/>
+          <w:szCs w:val="20"/>
           <w:lang w:val="ro-RO"/>
         </w:rPr>
       </w:pPr>
@@ -4127,8 +4127,8 @@
         <w:jc w:val="left"/>
         <w:rPr>
           <w:rFonts w:ascii="Arial" w:hAnsi="Arial" w:cs="Arial"/>
-          <w:sz w:val="18"/>
-          <w:szCs w:val="18"/>
+          <w:sz w:val="20"/>
+          <w:szCs w:val="20"/>
           <w:lang w:val="ro-RO"/>
         </w:rPr>
       </w:pPr>
@@ -4156,8 +4156,8 @@
         <w:jc w:val="left"/>
         <w:rPr>
           <w:rFonts w:ascii="Arial" w:hAnsi="Arial" w:cs="Arial"/>
-          <w:sz w:val="18"/>
-          <w:szCs w:val="18"/>
+          <w:sz w:val="20"/>
+          <w:szCs w:val="20"/>
           <w:lang w:val="ro-RO"/>
         </w:rPr>
       </w:pPr>
@@ -4185,8 +4185,8 @@
         <w:jc w:val="left"/>
         <w:rPr>
           <w:rFonts w:ascii="Arial" w:hAnsi="Arial" w:cs="Arial"/>
-          <w:sz w:val="18"/>
-          <w:szCs w:val="18"/>
+          <w:sz w:val="20"/>
+          <w:szCs w:val="20"/>
           <w:lang w:val="ro-RO"/>
         </w:rPr>
       </w:pPr>
@@ -4214,8 +4214,8 @@
         <w:jc w:val="left"/>
         <w:rPr>
           <w:rFonts w:ascii="Arial" w:hAnsi="Arial" w:cs="Arial"/>
-          <w:sz w:val="18"/>
-          <w:szCs w:val="18"/>
+          <w:sz w:val="20"/>
+          <w:szCs w:val="20"/>
           <w:lang w:val="ro-RO"/>
         </w:rPr>
       </w:pPr>
@@ -4243,8 +4243,8 @@
         <w:jc w:val="left"/>
         <w:rPr>
           <w:rFonts w:ascii="Arial" w:hAnsi="Arial" w:cs="Arial"/>
-          <w:sz w:val="18"/>
-          <w:szCs w:val="18"/>
+          <w:sz w:val="20"/>
+          <w:szCs w:val="20"/>
           <w:lang w:val="ro-RO"/>
         </w:rPr>
       </w:pPr>
@@ -4272,8 +4272,8 @@
         <w:jc w:val="left"/>
         <w:rPr>
           <w:rFonts w:ascii="Arial" w:hAnsi="Arial" w:cs="Arial"/>
-          <w:sz w:val="18"/>
-          <w:szCs w:val="18"/>
+          <w:sz w:val="20"/>
+          <w:szCs w:val="20"/>
           <w:lang w:val="ro-RO"/>
         </w:rPr>
       </w:pPr>
@@ -4301,8 +4301,8 @@
         <w:jc w:val="left"/>
         <w:rPr>
           <w:rFonts w:ascii="Arial" w:hAnsi="Arial" w:cs="Arial"/>
-          <w:sz w:val="18"/>
-          <w:szCs w:val="18"/>
+          <w:sz w:val="20"/>
+          <w:szCs w:val="20"/>
           <w:lang w:val="ro-RO"/>
         </w:rPr>
       </w:pPr>
@@ -4330,8 +4330,8 @@
         <w:jc w:val="left"/>
         <w:rPr>
           <w:rFonts w:ascii="Arial" w:hAnsi="Arial" w:cs="Arial"/>
-          <w:sz w:val="18"/>
-          <w:szCs w:val="18"/>
+          <w:sz w:val="20"/>
+          <w:szCs w:val="20"/>
           <w:lang w:val="ro-RO"/>
         </w:rPr>
       </w:pPr>
@@ -4359,8 +4359,8 @@
         <w:jc w:val="left"/>
         <w:rPr>
           <w:rFonts w:ascii="Arial" w:hAnsi="Arial" w:cs="Arial"/>
-          <w:sz w:val="18"/>
-          <w:szCs w:val="18"/>
+          <w:sz w:val="20"/>
+          <w:szCs w:val="20"/>
           <w:lang w:val="ro-RO"/>
         </w:rPr>
       </w:pPr>
@@ -4417,8 +4417,8 @@
         <w:jc w:val="left"/>
         <w:rPr>
           <w:rFonts w:ascii="Arial" w:hAnsi="Arial" w:cs="Arial"/>
-          <w:sz w:val="18"/>
-          <w:szCs w:val="18"/>
+          <w:sz w:val="20"/>
+          <w:szCs w:val="20"/>
           <w:lang w:val="ro-RO"/>
         </w:rPr>
       </w:pPr>
@@ -4446,8 +4446,8 @@
         <w:jc w:val="left"/>
         <w:rPr>
           <w:rFonts w:ascii="Arial" w:hAnsi="Arial" w:cs="Arial"/>
-          <w:sz w:val="18"/>
-          <w:szCs w:val="18"/>
+          <w:sz w:val="20"/>
+          <w:szCs w:val="20"/>
           <w:lang w:val="ro-RO"/>
         </w:rPr>
       </w:pPr>
@@ -4475,8 +4475,8 @@
         <w:jc w:val="left"/>
         <w:rPr>
           <w:rFonts w:ascii="Arial" w:hAnsi="Arial" w:cs="Arial"/>
-          <w:sz w:val="18"/>
-          <w:szCs w:val="18"/>
+          <w:sz w:val="20"/>
+          <w:szCs w:val="20"/>
           <w:lang w:val="ro-RO"/>
         </w:rPr>
       </w:pPr>
@@ -4504,8 +4504,8 @@
         <w:jc w:val="left"/>
         <w:rPr>
           <w:rFonts w:ascii="Arial" w:hAnsi="Arial" w:cs="Arial"/>
-          <w:sz w:val="18"/>
-          <w:szCs w:val="18"/>
+          <w:sz w:val="20"/>
+          <w:szCs w:val="20"/>
           <w:lang w:val="ro-RO"/>
         </w:rPr>
       </w:pPr>
@@ -4533,8 +4533,8 @@
         <w:jc w:val="left"/>
         <w:rPr>
           <w:rFonts w:ascii="Arial" w:hAnsi="Arial" w:cs="Arial"/>
-          <w:sz w:val="18"/>
-          <w:szCs w:val="18"/>
+          <w:sz w:val="20"/>
+          <w:szCs w:val="20"/>
           <w:lang w:val="ro-RO"/>
         </w:rPr>
       </w:pPr>
@@ -4562,8 +4562,8 @@
         <w:jc w:val="left"/>
         <w:rPr>
           <w:rFonts w:ascii="Arial" w:hAnsi="Arial" w:cs="Arial"/>
-          <w:sz w:val="18"/>
-          <w:szCs w:val="18"/>
+          <w:sz w:val="20"/>
+          <w:szCs w:val="20"/>
           <w:lang w:val="ro-RO"/>
         </w:rPr>
       </w:pPr>
@@ -4591,8 +4591,8 @@
         <w:jc w:val="left"/>
         <w:rPr>
           <w:rFonts w:ascii="Arial" w:hAnsi="Arial" w:cs="Arial"/>
-          <w:sz w:val="18"/>
-          <w:szCs w:val="18"/>
+          <w:sz w:val="20"/>
+          <w:szCs w:val="20"/>
           <w:lang w:val="ro-RO"/>
         </w:rPr>
       </w:pPr>
@@ -4620,8 +4620,8 @@
         <w:jc w:val="left"/>
         <w:rPr>
           <w:rFonts w:ascii="Arial" w:hAnsi="Arial" w:cs="Arial"/>
-          <w:sz w:val="18"/>
-          <w:szCs w:val="18"/>
+          <w:sz w:val="20"/>
+          <w:szCs w:val="20"/>
           <w:lang w:val="ro-RO"/>
         </w:rPr>
       </w:pPr>
@@ -4649,8 +4649,8 @@
         <w:jc w:val="left"/>
         <w:rPr>
           <w:rFonts w:ascii="Arial" w:hAnsi="Arial" w:cs="Arial"/>
-          <w:sz w:val="18"/>
-          <w:szCs w:val="18"/>
+          <w:sz w:val="20"/>
+          <w:szCs w:val="20"/>
           <w:lang w:val="ro-RO"/>
         </w:rPr>
       </w:pPr>
@@ -4678,8 +4678,8 @@
         <w:jc w:val="left"/>
         <w:rPr>
           <w:rFonts w:ascii="Arial" w:hAnsi="Arial" w:cs="Arial"/>
-          <w:sz w:val="18"/>
-          <w:szCs w:val="18"/>
+          <w:sz w:val="20"/>
+          <w:szCs w:val="20"/>
           <w:lang w:val="ro-RO"/>
         </w:rPr>
       </w:pPr>
@@ -4707,8 +4707,8 @@
         <w:jc w:val="left"/>
         <w:rPr>
           <w:rFonts w:ascii="Arial" w:hAnsi="Arial" w:cs="Arial"/>
-          <w:sz w:val="18"/>
-          <w:szCs w:val="18"/>
+          <w:sz w:val="20"/>
+          <w:szCs w:val="20"/>
           <w:lang w:val="ro-RO"/>
         </w:rPr>
       </w:pPr>
@@ -4736,8 +4736,8 @@
         <w:jc w:val="left"/>
         <w:rPr>
           <w:rFonts w:ascii="Arial" w:hAnsi="Arial" w:cs="Arial"/>
-          <w:sz w:val="18"/>
-          <w:szCs w:val="18"/>
+          <w:sz w:val="20"/>
+          <w:szCs w:val="20"/>
           <w:lang w:val="ro-RO"/>
         </w:rPr>
       </w:pPr>
@@ -4819,8 +4819,8 @@
         <w:jc w:val="left"/>
         <w:rPr>
           <w:rFonts w:ascii="Arial" w:hAnsi="Arial" w:cs="Arial"/>
-          <w:sz w:val="18"/>
-          <w:szCs w:val="18"/>
+          <w:sz w:val="20"/>
+          <w:szCs w:val="20"/>
           <w:lang w:val="ro-RO"/>
         </w:rPr>
       </w:pPr>
@@ -4848,8 +4848,8 @@
         <w:jc w:val="left"/>
         <w:rPr>
           <w:rFonts w:ascii="Arial" w:hAnsi="Arial" w:cs="Arial"/>
-          <w:sz w:val="18"/>
-          <w:szCs w:val="18"/>
+          <w:sz w:val="20"/>
+          <w:szCs w:val="20"/>
           <w:lang w:val="ro-RO"/>
         </w:rPr>
       </w:pPr>
@@ -4877,8 +4877,8 @@
         <w:jc w:val="left"/>
         <w:rPr>
           <w:rFonts w:ascii="Arial" w:hAnsi="Arial" w:cs="Arial"/>
-          <w:sz w:val="18"/>
-          <w:szCs w:val="18"/>
+          <w:sz w:val="20"/>
+          <w:szCs w:val="20"/>
           <w:lang w:val="ro-RO"/>
         </w:rPr>
       </w:pPr>
@@ -4906,8 +4906,8 @@
         <w:jc w:val="left"/>
         <w:rPr>
           <w:rFonts w:ascii="Arial" w:hAnsi="Arial" w:cs="Arial"/>
-          <w:sz w:val="18"/>
-          <w:szCs w:val="18"/>
+          <w:sz w:val="20"/>
+          <w:szCs w:val="20"/>
           <w:lang w:val="ro-RO"/>
         </w:rPr>
       </w:pPr>
@@ -4935,8 +4935,8 @@
         <w:jc w:val="left"/>
         <w:rPr>
           <w:rFonts w:ascii="Arial" w:hAnsi="Arial" w:cs="Arial"/>
-          <w:sz w:val="18"/>
-          <w:szCs w:val="18"/>
+          <w:sz w:val="20"/>
+          <w:szCs w:val="20"/>
           <w:lang w:val="ro-RO"/>
         </w:rPr>
       </w:pPr>
@@ -4964,8 +4964,8 @@
         <w:jc w:val="left"/>
         <w:rPr>
           <w:rFonts w:ascii="Arial" w:hAnsi="Arial" w:cs="Arial"/>
-          <w:sz w:val="18"/>
-          <w:szCs w:val="18"/>
+          <w:sz w:val="20"/>
+          <w:szCs w:val="20"/>
           <w:lang w:val="ro-RO"/>
         </w:rPr>
       </w:pPr>
@@ -5021,8 +5021,8 @@
         <w:jc w:val="left"/>
         <w:rPr>
           <w:rFonts w:ascii="Arial" w:hAnsi="Arial" w:cs="Arial"/>
-          <w:sz w:val="18"/>
-          <w:szCs w:val="18"/>
+          <w:sz w:val="20"/>
+          <w:szCs w:val="20"/>
           <w:lang w:val="ro-RO"/>
         </w:rPr>
       </w:pPr>
@@ -5051,8 +5051,8 @@
         <w:jc w:val="left"/>
         <w:rPr>
           <w:rFonts w:ascii="Arial" w:hAnsi="Arial" w:cs="Arial"/>
-          <w:sz w:val="18"/>
-          <w:szCs w:val="18"/>
+          <w:sz w:val="20"/>
+          <w:szCs w:val="20"/>
           <w:lang w:val="ro-RO"/>
         </w:rPr>
       </w:pPr>
@@ -5080,8 +5080,8 @@
         <w:jc w:val="left"/>
         <w:rPr>
           <w:rFonts w:ascii="Arial" w:hAnsi="Arial" w:cs="Arial"/>
-          <w:sz w:val="18"/>
-          <w:szCs w:val="18"/>
+          <w:sz w:val="20"/>
+          <w:szCs w:val="20"/>
           <w:lang w:val="ro-RO"/>
         </w:rPr>
       </w:pPr>
@@ -5109,8 +5109,8 @@
         <w:jc w:val="left"/>
         <w:rPr>
           <w:rFonts w:ascii="Arial" w:hAnsi="Arial" w:cs="Arial"/>
-          <w:sz w:val="18"/>
-          <w:szCs w:val="18"/>
+          <w:sz w:val="20"/>
+          <w:szCs w:val="20"/>
           <w:lang w:val="ro-RO"/>
         </w:rPr>
       </w:pPr>
@@ -5138,8 +5138,8 @@
         <w:jc w:val="left"/>
         <w:rPr>
           <w:rFonts w:ascii="Arial" w:hAnsi="Arial" w:cs="Arial"/>
-          <w:sz w:val="18"/>
-          <w:szCs w:val="18"/>
+          <w:sz w:val="20"/>
+          <w:szCs w:val="20"/>
           <w:lang w:val="ro-RO"/>
         </w:rPr>
       </w:pPr>
@@ -5167,8 +5167,8 @@
         <w:jc w:val="left"/>
         <w:rPr>
           <w:rFonts w:ascii="Arial" w:hAnsi="Arial" w:cs="Arial"/>
-          <w:sz w:val="18"/>
-          <w:szCs w:val="18"/>
+          <w:sz w:val="20"/>
+          <w:szCs w:val="20"/>
           <w:lang w:val="ro-RO"/>
         </w:rPr>
       </w:pPr>
@@ -5196,8 +5196,8 @@
         <w:jc w:val="left"/>
         <w:rPr>
           <w:rFonts w:ascii="Arial" w:hAnsi="Arial" w:cs="Arial"/>
-          <w:sz w:val="18"/>
-          <w:szCs w:val="18"/>
+          <w:sz w:val="20"/>
+          <w:szCs w:val="20"/>
           <w:lang w:val="ro-RO"/>
         </w:rPr>
       </w:pPr>
@@ -5225,8 +5225,8 @@
         <w:jc w:val="left"/>
         <w:rPr>
           <w:rFonts w:ascii="Arial" w:hAnsi="Arial" w:cs="Arial"/>
-          <w:sz w:val="18"/>
-          <w:szCs w:val="18"/>
+          <w:sz w:val="20"/>
+          <w:szCs w:val="20"/>
           <w:lang w:val="ro-RO"/>
         </w:rPr>
       </w:pPr>
@@ -5254,8 +5254,8 @@
         <w:jc w:val="left"/>
         <w:rPr>
           <w:rFonts w:ascii="Arial" w:hAnsi="Arial" w:cs="Arial"/>
-          <w:sz w:val="18"/>
-          <w:szCs w:val="18"/>
+          <w:sz w:val="20"/>
+          <w:szCs w:val="20"/>
           <w:lang w:val="ro-RO"/>
         </w:rPr>
       </w:pPr>
@@ -5283,8 +5283,8 @@
         <w:jc w:val="left"/>
         <w:rPr>
           <w:rFonts w:ascii="Arial" w:hAnsi="Arial" w:cs="Arial"/>
-          <w:sz w:val="18"/>
-          <w:szCs w:val="18"/>
+          <w:sz w:val="20"/>
+          <w:szCs w:val="20"/>
           <w:lang w:val="ro-RO"/>
         </w:rPr>
       </w:pPr>
@@ -5312,8 +5312,8 @@
         <w:jc w:val="left"/>
         <w:rPr>
           <w:rFonts w:ascii="Arial" w:hAnsi="Arial" w:cs="Arial"/>
-          <w:sz w:val="18"/>
-          <w:szCs w:val="18"/>
+          <w:sz w:val="20"/>
+          <w:szCs w:val="20"/>
           <w:lang w:val="ro-RO"/>
         </w:rPr>
       </w:pPr>
@@ -5341,8 +5341,8 @@
         <w:jc w:val="left"/>
         <w:rPr>
           <w:rFonts w:ascii="Arial" w:hAnsi="Arial" w:cs="Arial"/>
-          <w:sz w:val="18"/>
-          <w:szCs w:val="18"/>
+          <w:sz w:val="20"/>
+          <w:szCs w:val="20"/>
           <w:lang w:val="ro-RO"/>
         </w:rPr>
       </w:pPr>

--- a/packages/document-engine/templates/6_protective_equipment_list.docx
+++ b/packages/document-engine/templates/6_protective_equipment_list.docx
@@ -270,7 +270,7 @@
                 <w:sz w:val="20"/>
                 <w:lang w:val="ro-RO"/>
               </w:rPr>
-              <w:t>Am luat la cunoștință</w:t>
+              <w:t>Am luat cunoștință</w:t>
             </w:r>
           </w:p>
           <w:p>
